--- a/public/CV/CV.docx
+++ b/public/CV/CV.docx
@@ -572,7 +572,14 @@
           <w:b/>
           <w:sz w:val="21"/>
         </w:rPr>
-        <w:t>3+ years of professional experience</w:t>
+        <w:t>4</w:t>
+      </w:r>
+      <w:r>
+        <w:rPr>
+          <w:b/>
+          <w:sz w:val="21"/>
+        </w:rPr>
+        <w:t>+ years of professional experience</w:t>
       </w:r>
       <w:r>
         <w:rPr>
@@ -649,26 +656,39 @@
           <w:b/>
           <w:sz w:val="21"/>
         </w:rPr>
-        <w:t xml:space="preserve">Python, </w:t>
+        <w:t>A</w:t>
       </w:r>
       <w:r>
         <w:rPr>
           <w:b/>
           <w:sz w:val="21"/>
         </w:rPr>
-        <w:t>A</w:t>
-      </w:r>
-      <w:r>
-        <w:rPr>
-          <w:b/>
+        <w:t>PI and LLM integration</w:t>
+      </w:r>
+      <w:r>
+        <w:rPr>
           <w:sz w:val="21"/>
         </w:rPr>
-        <w:t>PI and LLM integration</w:t>
-      </w:r>
-      <w:r>
-        <w:rPr>
+        <w:t xml:space="preserve">, </w:t>
+      </w:r>
+      <w:r>
+        <w:rPr>
+          <w:b/>
           <w:sz w:val="21"/>
         </w:rPr>
+        <w:t>workflow</w:t>
+      </w:r>
+      <w:r>
+        <w:rPr>
+          <w:b/>
+          <w:sz w:val="21"/>
+        </w:rPr>
+        <w:t xml:space="preserve"> automation</w:t>
+      </w:r>
+      <w:r>
+        <w:rPr>
+          <w:sz w:val="21"/>
+        </w:rPr>
         <w:t xml:space="preserve">, </w:t>
       </w:r>
       <w:r>
@@ -676,68 +696,82 @@
           <w:b/>
           <w:sz w:val="21"/>
         </w:rPr>
-        <w:t>workflow automation</w:t>
-      </w:r>
-      <w:r>
-        <w:rPr>
+        <w:t xml:space="preserve">RAG &amp; </w:t>
+      </w:r>
+      <w:proofErr w:type="spellStart"/>
+      <w:r>
+        <w:rPr>
+          <w:b/>
           <w:sz w:val="21"/>
         </w:rPr>
+        <w:t>a</w:t>
+      </w:r>
+      <w:r>
+        <w:rPr>
+          <w:b/>
+          <w:sz w:val="21"/>
+        </w:rPr>
+        <w:t>gent</w:t>
+      </w:r>
+      <w:r>
+        <w:rPr>
+          <w:b/>
+          <w:sz w:val="21"/>
+        </w:rPr>
+        <w:t>ic</w:t>
+      </w:r>
+      <w:proofErr w:type="spellEnd"/>
+      <w:r>
+        <w:rPr>
+          <w:b/>
+          <w:sz w:val="21"/>
+        </w:rPr>
+        <w:t xml:space="preserve"> </w:t>
+      </w:r>
+      <w:r>
+        <w:rPr>
+          <w:b/>
+          <w:sz w:val="21"/>
+        </w:rPr>
+        <w:t>systems</w:t>
+      </w:r>
+      <w:r>
+        <w:rPr>
+          <w:sz w:val="21"/>
+        </w:rPr>
         <w:t xml:space="preserve">, </w:t>
       </w:r>
-      <w:proofErr w:type="spellStart"/>
       <w:r>
         <w:rPr>
           <w:b/>
           <w:sz w:val="21"/>
         </w:rPr>
-        <w:t>agent</w:t>
-      </w:r>
-      <w:r>
-        <w:rPr>
-          <w:b/>
+        <w:t>deployment</w:t>
+      </w:r>
+      <w:r>
+        <w:rPr>
           <w:sz w:val="21"/>
         </w:rPr>
-        <w:t>ic</w:t>
-      </w:r>
-      <w:proofErr w:type="spellEnd"/>
+        <w:t xml:space="preserve"> and </w:t>
+      </w:r>
       <w:r>
         <w:rPr>
           <w:b/>
           <w:sz w:val="21"/>
         </w:rPr>
-        <w:t xml:space="preserve"> workflows</w:t>
+        <w:t>monitoring</w:t>
       </w:r>
       <w:r>
         <w:rPr>
           <w:sz w:val="21"/>
         </w:rPr>
-        <w:t xml:space="preserve">, </w:t>
-      </w:r>
-      <w:r>
-        <w:rPr>
-          <w:b/>
+        <w:t xml:space="preserve"> of AI </w:t>
+      </w:r>
+      <w:r>
+        <w:rPr>
           <w:sz w:val="21"/>
         </w:rPr>
-        <w:t>deployment</w:t>
-      </w:r>
-      <w:r>
-        <w:rPr>
-          <w:sz w:val="21"/>
-        </w:rPr>
-        <w:t xml:space="preserve"> and </w:t>
-      </w:r>
-      <w:r>
-        <w:rPr>
-          <w:b/>
-          <w:sz w:val="21"/>
-        </w:rPr>
-        <w:t>monitoring</w:t>
-      </w:r>
-      <w:r>
-        <w:rPr>
-          <w:sz w:val="21"/>
-        </w:rPr>
-        <w:t xml:space="preserve"> of AI systems</w:t>
+        <w:t>applications</w:t>
       </w:r>
     </w:p>
     <w:p>
@@ -753,7 +787,10 @@
         <w:spacing w:before="2"/>
         <w:ind w:left="859" w:hanging="359"/>
         <w:rPr>
+          <w:rStyle w:val="Strong"/>
           <w:rFonts w:ascii="Symbol" w:hAnsi="Symbol"/>
+          <w:b w:val="0"/>
+          <w:bCs w:val="0"/>
           <w:sz w:val="23"/>
         </w:rPr>
       </w:pPr>
@@ -822,1300 +859,6 @@
       </w:r>
       <w:bookmarkStart w:id="1" w:name="Customer_Segmentation_with_Unsupervised_"/>
       <w:bookmarkEnd w:id="1"/>
-    </w:p>
-    <w:p>
-      <w:pPr>
-        <w:tabs>
-          <w:tab w:val="left" w:pos="860"/>
-        </w:tabs>
-        <w:spacing w:before="91" w:line="228" w:lineRule="auto"/>
-        <w:ind w:left="360" w:right="282"/>
-        <w:rPr>
-          <w:rFonts w:ascii="Symbol" w:hAnsi="Symbol"/>
-          <w:sz w:val="20"/>
-        </w:rPr>
-      </w:pPr>
-    </w:p>
-    <w:p>
-      <w:pPr>
-        <w:pStyle w:val="Heading1"/>
-      </w:pPr>
-      <w:r>
-        <w:rPr>
-          <w:noProof/>
-          <w:lang w:val="en-IN" w:eastAsia="en-IN"/>
-        </w:rPr>
-        <mc:AlternateContent>
-          <mc:Choice Requires="wps">
-            <w:drawing>
-              <wp:anchor distT="0" distB="0" distL="0" distR="0" simplePos="0" relativeHeight="251668480" behindDoc="1" locked="0" layoutInCell="1" allowOverlap="1" wp14:anchorId="3526B5C3" wp14:editId="2917D508">
-                <wp:simplePos x="0" y="0"/>
-                <wp:positionH relativeFrom="page">
-                  <wp:posOffset>551815</wp:posOffset>
-                </wp:positionH>
-                <wp:positionV relativeFrom="paragraph">
-                  <wp:posOffset>192405</wp:posOffset>
-                </wp:positionV>
-                <wp:extent cx="6410325" cy="18415"/>
-                <wp:effectExtent l="0" t="0" r="0" b="0"/>
-                <wp:wrapTopAndBottom/>
-                <wp:docPr id="12" name="Graphic 12"/>
-                <wp:cNvGraphicFramePr/>
-                <a:graphic xmlns:a="http://schemas.openxmlformats.org/drawingml/2006/main">
-                  <a:graphicData uri="http://schemas.microsoft.com/office/word/2010/wordprocessingShape">
-                    <wps:wsp>
-                      <wps:cNvSpPr/>
-                      <wps:spPr>
-                        <a:xfrm>
-                          <a:off x="0" y="0"/>
-                          <a:ext cx="6410325" cy="18415"/>
-                        </a:xfrm>
-                        <a:custGeom>
-                          <a:avLst/>
-                          <a:gdLst/>
-                          <a:ahLst/>
-                          <a:cxnLst/>
-                          <a:rect l="l" t="t" r="r" b="b"/>
-                          <a:pathLst>
-                            <a:path w="6410325" h="18415">
-                              <a:moveTo>
-                                <a:pt x="6410325" y="0"/>
-                              </a:moveTo>
-                              <a:lnTo>
-                                <a:pt x="0" y="0"/>
-                              </a:lnTo>
-                              <a:lnTo>
-                                <a:pt x="0" y="18412"/>
-                              </a:lnTo>
-                              <a:lnTo>
-                                <a:pt x="6410325" y="18412"/>
-                              </a:lnTo>
-                              <a:lnTo>
-                                <a:pt x="6410325" y="0"/>
-                              </a:lnTo>
-                              <a:close/>
-                            </a:path>
-                          </a:pathLst>
-                        </a:custGeom>
-                        <a:solidFill>
-                          <a:srgbClr val="000000"/>
-                        </a:solidFill>
-                      </wps:spPr>
-                      <wps:bodyPr wrap="square" lIns="0" tIns="0" rIns="0" bIns="0" rtlCol="0">
-                        <a:noAutofit/>
-                      </wps:bodyPr>
-                    </wps:wsp>
-                  </a:graphicData>
-                </a:graphic>
-              </wp:anchor>
-            </w:drawing>
-          </mc:Choice>
-          <mc:Fallback>
-            <w:pict>
-              <v:shape id="Graphic 12" o:spid="_x0000_s1026" style="position:absolute;margin-left:43.45pt;margin-top:15.15pt;width:504.75pt;height:1.45pt;z-index:-251648000;visibility:visible;mso-wrap-style:square;mso-wrap-distance-left:0;mso-wrap-distance-top:0;mso-wrap-distance-right:0;mso-wrap-distance-bottom:0;mso-position-horizontal:absolute;mso-position-horizontal-relative:page;mso-position-vertical:absolute;mso-position-vertical-relative:text;v-text-anchor:top" coordsize="6410325,18415" o:gfxdata="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" path="m6410325,l,,,18412r6410325,l6410325,xe" fillcolor="black" stroked="f">
-                <v:path arrowok="t"/>
-                <w10:wrap type="topAndBottom" anchorx="page"/>
-              </v:shape>
-            </w:pict>
-          </mc:Fallback>
-        </mc:AlternateContent>
-      </w:r>
-      <w:r>
-        <w:rPr>
-          <w:b w:val="0"/>
-          <w:noProof/>
-          <w:lang w:val="en-IN" w:eastAsia="en-IN"/>
-        </w:rPr>
-        <w:drawing>
-          <wp:inline distT="0" distB="0" distL="0" distR="0" wp14:anchorId="1254498F" wp14:editId="4696A886">
-            <wp:extent cx="190500" cy="127000"/>
-            <wp:effectExtent l="0" t="0" r="0" b="0"/>
-            <wp:docPr id="13" name="Image 13"/>
-            <wp:cNvGraphicFramePr/>
-            <a:graphic xmlns:a="http://schemas.openxmlformats.org/drawingml/2006/main">
-              <a:graphicData uri="http://schemas.openxmlformats.org/drawingml/2006/picture">
-                <pic:pic xmlns:pic="http://schemas.openxmlformats.org/drawingml/2006/picture">
-                  <pic:nvPicPr>
-                    <pic:cNvPr id="13" name="Image 13"/>
-                    <pic:cNvPicPr/>
-                  </pic:nvPicPr>
-                  <pic:blipFill>
-                    <a:blip r:embed="rId15" cstate="print"/>
-                    <a:stretch>
-                      <a:fillRect/>
-                    </a:stretch>
-                  </pic:blipFill>
-                  <pic:spPr>
-                    <a:xfrm>
-                      <a:off x="0" y="0"/>
-                      <a:ext cx="191134" cy="127419"/>
-                    </a:xfrm>
-                    <a:prstGeom prst="rect">
-                      <a:avLst/>
-                    </a:prstGeom>
-                  </pic:spPr>
-                </pic:pic>
-              </a:graphicData>
-            </a:graphic>
-          </wp:inline>
-        </w:drawing>
-      </w:r>
-      <w:r>
-        <w:rPr>
-          <w:rFonts w:ascii="Times New Roman"/>
-          <w:b w:val="0"/>
-          <w:sz w:val="20"/>
-        </w:rPr>
-        <w:t xml:space="preserve"> </w:t>
-      </w:r>
-      <w:bookmarkStart w:id="2" w:name="PROJECTS"/>
-      <w:bookmarkEnd w:id="2"/>
-      <w:r>
-        <w:t>PERSONAL PROJECTS</w:t>
-      </w:r>
-      <w:bookmarkStart w:id="3" w:name="_GoBack"/>
-      <w:bookmarkEnd w:id="3"/>
-    </w:p>
-    <w:p>
-      <w:pPr>
-        <w:pStyle w:val="Heading2"/>
-        <w:tabs>
-          <w:tab w:val="left" w:pos="8346"/>
-        </w:tabs>
-        <w:ind w:left="0"/>
-      </w:pPr>
-    </w:p>
-    <w:p>
-      <w:pPr>
-        <w:pStyle w:val="Heading2"/>
-        <w:tabs>
-          <w:tab w:val="left" w:pos="8346"/>
-        </w:tabs>
-        <w:ind w:left="159"/>
-        <w:rPr>
-          <w:bCs w:val="0"/>
-        </w:rPr>
-      </w:pPr>
-      <w:r>
-        <w:t xml:space="preserve">   </w:t>
-      </w:r>
-      <w:r>
-        <w:t>AI-Powered SQL &amp; Visual Analytics Platform</w:t>
-      </w:r>
-      <w:r>
-        <w:rPr>
-          <w:bCs w:val="0"/>
-        </w:rPr>
-        <w:t xml:space="preserve"> </w:t>
-      </w:r>
-      <w:r>
-        <w:rPr>
-          <w:b w:val="0"/>
-          <w:spacing w:val="-10"/>
-        </w:rPr>
-        <w:t>–</w:t>
-      </w:r>
-      <w:r>
-        <w:rPr>
-          <w:b w:val="0"/>
-          <w:spacing w:val="-10"/>
-        </w:rPr>
-        <w:t xml:space="preserve"> </w:t>
-      </w:r>
-      <w:hyperlink r:id="rId16" w:history="1">
-        <w:r>
-          <w:rPr>
-            <w:rStyle w:val="Hyperlink"/>
-            <w:b w:val="0"/>
-            <w:spacing w:val="-10"/>
-            <w:u w:val="none"/>
-          </w:rPr>
-          <w:t>(Link)</w:t>
-        </w:r>
-      </w:hyperlink>
-      <w:r>
-        <w:t xml:space="preserve">                               </w:t>
-      </w:r>
-      <w:r>
-        <w:t xml:space="preserve">                           </w:t>
-      </w:r>
-      <w:r>
-        <w:t xml:space="preserve"> </w:t>
-      </w:r>
-      <w:r>
-        <w:rPr>
-          <w:b w:val="0"/>
-        </w:rPr>
-        <w:t xml:space="preserve">April </w:t>
-      </w:r>
-      <w:r>
-        <w:rPr>
-          <w:b w:val="0"/>
-          <w:spacing w:val="-4"/>
-        </w:rPr>
-        <w:t>2026</w:t>
-      </w:r>
-    </w:p>
-    <w:p>
-      <w:pPr>
-        <w:pStyle w:val="Heading2"/>
-        <w:numPr>
-          <w:ilvl w:val="0"/>
-          <w:numId w:val="5"/>
-        </w:numPr>
-        <w:tabs>
-          <w:tab w:val="left" w:pos="8346"/>
-        </w:tabs>
-        <w:rPr>
-          <w:rStyle w:val="Strong"/>
-          <w:sz w:val="20"/>
-          <w:szCs w:val="20"/>
-        </w:rPr>
-      </w:pPr>
-      <w:proofErr w:type="gramStart"/>
-      <w:r>
-        <w:rPr>
-          <w:rStyle w:val="Strong"/>
-          <w:sz w:val="20"/>
-          <w:szCs w:val="20"/>
-        </w:rPr>
-        <w:t xml:space="preserve">Built an AI-powered analytics platform that converts natural-language input into optimized SQL, KPI insights, and data visualizations across connected </w:t>
-      </w:r>
-      <w:proofErr w:type="spellStart"/>
-      <w:r>
-        <w:rPr>
-          <w:rStyle w:val="Strong"/>
-          <w:b/>
-          <w:sz w:val="20"/>
-          <w:szCs w:val="20"/>
-        </w:rPr>
-        <w:t>Supabase</w:t>
-      </w:r>
-      <w:proofErr w:type="spellEnd"/>
-      <w:r>
-        <w:rPr>
-          <w:rStyle w:val="Strong"/>
-          <w:sz w:val="20"/>
-          <w:szCs w:val="20"/>
-        </w:rPr>
-        <w:t xml:space="preserve"> environments using </w:t>
-      </w:r>
-      <w:r>
-        <w:rPr>
-          <w:rStyle w:val="Strong"/>
-          <w:b/>
-          <w:sz w:val="20"/>
-          <w:szCs w:val="20"/>
-        </w:rPr>
-        <w:t>MCP</w:t>
-      </w:r>
-      <w:r>
-        <w:rPr>
-          <w:rStyle w:val="Strong"/>
-          <w:sz w:val="20"/>
-          <w:szCs w:val="20"/>
-        </w:rPr>
-        <w:t>-based schema and query access.</w:t>
-      </w:r>
-      <w:proofErr w:type="gramEnd"/>
-    </w:p>
-    <w:p>
-      <w:pPr>
-        <w:pStyle w:val="Heading2"/>
-        <w:numPr>
-          <w:ilvl w:val="0"/>
-          <w:numId w:val="5"/>
-        </w:numPr>
-        <w:tabs>
-          <w:tab w:val="left" w:pos="8346"/>
-        </w:tabs>
-        <w:rPr>
-          <w:rStyle w:val="Strong"/>
-          <w:sz w:val="20"/>
-          <w:szCs w:val="20"/>
-        </w:rPr>
-      </w:pPr>
-      <w:proofErr w:type="gramStart"/>
-      <w:r>
-        <w:rPr>
-          <w:rStyle w:val="Strong"/>
-          <w:sz w:val="20"/>
-          <w:szCs w:val="20"/>
-        </w:rPr>
-        <w:t xml:space="preserve">Orchestrated a multi-agent backend for metadata-aware SQL generation, chart creation, and KPI recommendations, with </w:t>
-      </w:r>
-      <w:proofErr w:type="spellStart"/>
-      <w:r>
-        <w:rPr>
-          <w:rStyle w:val="Strong"/>
-          <w:b/>
-          <w:sz w:val="20"/>
-          <w:szCs w:val="20"/>
-        </w:rPr>
-        <w:t>Redis</w:t>
-      </w:r>
-      <w:proofErr w:type="spellEnd"/>
-      <w:r>
-        <w:rPr>
-          <w:rStyle w:val="Strong"/>
-          <w:sz w:val="20"/>
-          <w:szCs w:val="20"/>
-        </w:rPr>
-        <w:t xml:space="preserve"> caching and </w:t>
-      </w:r>
-      <w:r>
-        <w:rPr>
-          <w:rStyle w:val="Strong"/>
-          <w:b/>
-          <w:sz w:val="20"/>
-          <w:szCs w:val="20"/>
-        </w:rPr>
-        <w:t>SQS</w:t>
-      </w:r>
-      <w:r>
-        <w:rPr>
-          <w:rStyle w:val="Strong"/>
-          <w:sz w:val="20"/>
-          <w:szCs w:val="20"/>
-        </w:rPr>
-        <w:t xml:space="preserve">-based </w:t>
-      </w:r>
-      <w:r>
-        <w:rPr>
-          <w:rStyle w:val="Strong"/>
-          <w:b/>
-          <w:sz w:val="20"/>
-          <w:szCs w:val="20"/>
-        </w:rPr>
-        <w:t>asynchronous processing</w:t>
-      </w:r>
-      <w:r>
-        <w:rPr>
-          <w:rStyle w:val="Strong"/>
-          <w:sz w:val="20"/>
-          <w:szCs w:val="20"/>
-        </w:rPr>
-        <w:t xml:space="preserve"> for scalable workloads.</w:t>
-      </w:r>
-      <w:proofErr w:type="gramEnd"/>
-    </w:p>
-    <w:p>
-      <w:pPr>
-        <w:pStyle w:val="Heading2"/>
-        <w:numPr>
-          <w:ilvl w:val="0"/>
-          <w:numId w:val="5"/>
-        </w:numPr>
-        <w:tabs>
-          <w:tab w:val="left" w:pos="8346"/>
-        </w:tabs>
-        <w:rPr>
-          <w:rStyle w:val="Strong"/>
-          <w:bCs/>
-          <w:sz w:val="20"/>
-        </w:rPr>
-      </w:pPr>
-      <w:proofErr w:type="gramStart"/>
-      <w:r>
-        <w:rPr>
-          <w:rStyle w:val="Strong"/>
-          <w:sz w:val="20"/>
-          <w:szCs w:val="20"/>
-        </w:rPr>
-        <w:t xml:space="preserve">Deployed a </w:t>
-      </w:r>
-      <w:proofErr w:type="spellStart"/>
-      <w:r>
-        <w:rPr>
-          <w:rStyle w:val="Strong"/>
-          <w:sz w:val="20"/>
-          <w:szCs w:val="20"/>
-        </w:rPr>
-        <w:t>serverless</w:t>
-      </w:r>
-      <w:proofErr w:type="spellEnd"/>
-      <w:r>
-        <w:rPr>
-          <w:rStyle w:val="Strong"/>
-          <w:sz w:val="20"/>
-          <w:szCs w:val="20"/>
-        </w:rPr>
-        <w:t xml:space="preserve"> </w:t>
-      </w:r>
-      <w:r>
-        <w:rPr>
-          <w:rStyle w:val="Strong"/>
-          <w:b/>
-          <w:sz w:val="20"/>
-          <w:szCs w:val="20"/>
-        </w:rPr>
-        <w:t>AWS</w:t>
-      </w:r>
-      <w:r>
-        <w:rPr>
-          <w:rStyle w:val="Strong"/>
-          <w:sz w:val="20"/>
-          <w:szCs w:val="20"/>
-        </w:rPr>
-        <w:t xml:space="preserve"> architecture using </w:t>
-      </w:r>
-      <w:r>
-        <w:rPr>
-          <w:rStyle w:val="Strong"/>
-          <w:b/>
-          <w:sz w:val="20"/>
-          <w:szCs w:val="20"/>
-        </w:rPr>
-        <w:t>Lambda</w:t>
-      </w:r>
-      <w:r>
-        <w:rPr>
-          <w:rStyle w:val="Strong"/>
-          <w:sz w:val="20"/>
-          <w:szCs w:val="20"/>
-        </w:rPr>
-        <w:t xml:space="preserve">, </w:t>
-      </w:r>
-      <w:r>
-        <w:rPr>
-          <w:rStyle w:val="Strong"/>
-          <w:b/>
-          <w:sz w:val="20"/>
-          <w:szCs w:val="20"/>
-        </w:rPr>
-        <w:t>API Gateway</w:t>
-      </w:r>
-      <w:r>
-        <w:rPr>
-          <w:rStyle w:val="Strong"/>
-          <w:sz w:val="20"/>
-          <w:szCs w:val="20"/>
-        </w:rPr>
-        <w:t xml:space="preserve">, </w:t>
-      </w:r>
-      <w:r>
-        <w:rPr>
-          <w:rStyle w:val="Strong"/>
-          <w:b/>
-          <w:sz w:val="20"/>
-          <w:szCs w:val="20"/>
-        </w:rPr>
-        <w:t>S3</w:t>
-      </w:r>
-      <w:r>
-        <w:rPr>
-          <w:rStyle w:val="Strong"/>
-          <w:sz w:val="20"/>
-          <w:szCs w:val="20"/>
-        </w:rPr>
-        <w:t xml:space="preserve">, and </w:t>
-      </w:r>
-      <w:proofErr w:type="spellStart"/>
-      <w:r>
-        <w:rPr>
-          <w:rStyle w:val="Strong"/>
-          <w:b/>
-          <w:sz w:val="20"/>
-          <w:szCs w:val="20"/>
-        </w:rPr>
-        <w:t>CloudFront</w:t>
-      </w:r>
-      <w:proofErr w:type="spellEnd"/>
-      <w:r>
-        <w:rPr>
-          <w:rStyle w:val="Strong"/>
-          <w:sz w:val="20"/>
-          <w:szCs w:val="20"/>
-        </w:rPr>
-        <w:t xml:space="preserve">, with infrastructure and releases automated through </w:t>
-      </w:r>
-      <w:proofErr w:type="spellStart"/>
-      <w:r>
-        <w:rPr>
-          <w:rStyle w:val="Strong"/>
-          <w:b/>
-          <w:sz w:val="20"/>
-          <w:szCs w:val="20"/>
-        </w:rPr>
-        <w:t>Terraform</w:t>
-      </w:r>
-      <w:proofErr w:type="spellEnd"/>
-      <w:r>
-        <w:rPr>
-          <w:rStyle w:val="Strong"/>
-          <w:sz w:val="20"/>
-          <w:szCs w:val="20"/>
-        </w:rPr>
-        <w:t xml:space="preserve"> and </w:t>
-      </w:r>
-      <w:proofErr w:type="spellStart"/>
-      <w:r>
-        <w:rPr>
-          <w:rStyle w:val="Strong"/>
-          <w:b/>
-          <w:sz w:val="20"/>
-          <w:szCs w:val="20"/>
-        </w:rPr>
-        <w:t>GitHub</w:t>
-      </w:r>
-      <w:proofErr w:type="spellEnd"/>
-      <w:r>
-        <w:rPr>
-          <w:rStyle w:val="Strong"/>
-          <w:b/>
-          <w:sz w:val="20"/>
-          <w:szCs w:val="20"/>
-        </w:rPr>
-        <w:t xml:space="preserve"> Actions CI/CD</w:t>
-      </w:r>
-      <w:r>
-        <w:rPr>
-          <w:rStyle w:val="Strong"/>
-          <w:sz w:val="20"/>
-          <w:szCs w:val="20"/>
-        </w:rPr>
-        <w:t>.</w:t>
-      </w:r>
-      <w:proofErr w:type="gramEnd"/>
-    </w:p>
-    <w:p>
-      <w:pPr>
-        <w:pStyle w:val="Heading2"/>
-        <w:tabs>
-          <w:tab w:val="left" w:pos="8346"/>
-        </w:tabs>
-        <w:ind w:left="720"/>
-        <w:rPr>
-          <w:b w:val="0"/>
-          <w:sz w:val="20"/>
-        </w:rPr>
-      </w:pPr>
-    </w:p>
-    <w:p>
-      <w:pPr>
-        <w:widowControl/>
-        <w:tabs>
-          <w:tab w:val="left" w:pos="720"/>
-        </w:tabs>
-        <w:autoSpaceDE/>
-        <w:textAlignment w:val="center"/>
-        <w:rPr>
-          <w:rStyle w:val="Strong"/>
-          <w:sz w:val="21"/>
-          <w:szCs w:val="21"/>
-        </w:rPr>
-      </w:pPr>
-      <w:r>
-        <w:rPr>
-          <w:rStyle w:val="Strong"/>
-          <w:sz w:val="21"/>
-          <w:szCs w:val="21"/>
-        </w:rPr>
-        <w:t xml:space="preserve">     </w:t>
-      </w:r>
-      <w:r>
-        <w:rPr>
-          <w:b/>
-        </w:rPr>
-        <w:t xml:space="preserve">Multimodal RAG </w:t>
-      </w:r>
-      <w:proofErr w:type="spellStart"/>
-      <w:r>
-        <w:rPr>
-          <w:b/>
-        </w:rPr>
-        <w:t>Chatbot</w:t>
-      </w:r>
-      <w:proofErr w:type="spellEnd"/>
-      <w:r>
-        <w:rPr>
-          <w:b/>
-        </w:rPr>
-        <w:t xml:space="preserve"> </w:t>
-      </w:r>
-      <w:r>
-        <w:rPr>
-          <w:b/>
-          <w:spacing w:val="-10"/>
-        </w:rPr>
-        <w:t>–</w:t>
-      </w:r>
-      <w:r>
-        <w:rPr>
-          <w:spacing w:val="-10"/>
-        </w:rPr>
-        <w:t xml:space="preserve"> </w:t>
-      </w:r>
-      <w:hyperlink r:id="rId17" w:history="1">
-        <w:r>
-          <w:rPr>
-            <w:rStyle w:val="Hyperlink"/>
-            <w:spacing w:val="-10"/>
-            <w:u w:val="none"/>
-          </w:rPr>
-          <w:t>(Link)</w:t>
-        </w:r>
-      </w:hyperlink>
-      <w:r>
-        <w:t xml:space="preserve">                                                              </w:t>
-      </w:r>
-      <w:r>
-        <w:t xml:space="preserve">                          March</w:t>
-      </w:r>
-      <w:r>
-        <w:rPr>
-          <w:sz w:val="21"/>
-          <w:szCs w:val="21"/>
-        </w:rPr>
-        <w:t xml:space="preserve"> </w:t>
-      </w:r>
-      <w:r>
-        <w:rPr>
-          <w:spacing w:val="-4"/>
-          <w:sz w:val="21"/>
-          <w:szCs w:val="21"/>
-        </w:rPr>
-        <w:t>2026</w:t>
-      </w:r>
-    </w:p>
-    <w:p>
-      <w:pPr>
-        <w:pStyle w:val="Heading2"/>
-        <w:numPr>
-          <w:ilvl w:val="0"/>
-          <w:numId w:val="5"/>
-        </w:numPr>
-        <w:tabs>
-          <w:tab w:val="left" w:pos="8346"/>
-        </w:tabs>
-        <w:rPr>
-          <w:rStyle w:val="Strong"/>
-          <w:bCs/>
-          <w:sz w:val="20"/>
-          <w:szCs w:val="20"/>
-        </w:rPr>
-      </w:pPr>
-      <w:proofErr w:type="gramStart"/>
-      <w:r>
-        <w:rPr>
-          <w:rStyle w:val="Strong"/>
-          <w:sz w:val="20"/>
-          <w:szCs w:val="20"/>
-        </w:rPr>
-        <w:t xml:space="preserve">Built a multimodal </w:t>
-      </w:r>
-      <w:r>
-        <w:rPr>
-          <w:rStyle w:val="Strong"/>
-          <w:b/>
-          <w:sz w:val="20"/>
-          <w:szCs w:val="20"/>
-        </w:rPr>
-        <w:t>RAG</w:t>
-      </w:r>
-      <w:r>
-        <w:rPr>
-          <w:rStyle w:val="Strong"/>
-          <w:sz w:val="20"/>
-          <w:szCs w:val="20"/>
-        </w:rPr>
-        <w:t xml:space="preserve"> application </w:t>
-      </w:r>
-      <w:r>
-        <w:rPr>
-          <w:rStyle w:val="Strong"/>
-          <w:b/>
-          <w:sz w:val="20"/>
-          <w:szCs w:val="20"/>
-        </w:rPr>
-        <w:t>(</w:t>
-      </w:r>
-      <w:proofErr w:type="spellStart"/>
-      <w:r>
-        <w:rPr>
-          <w:rStyle w:val="Strong"/>
-          <w:b/>
-          <w:sz w:val="20"/>
-          <w:szCs w:val="20"/>
-        </w:rPr>
-        <w:t>FastAPI+React</w:t>
-      </w:r>
-      <w:proofErr w:type="spellEnd"/>
-      <w:r>
-        <w:rPr>
-          <w:rStyle w:val="Strong"/>
-          <w:b/>
-          <w:sz w:val="20"/>
-          <w:szCs w:val="20"/>
-        </w:rPr>
-        <w:t>)</w:t>
-      </w:r>
-      <w:r>
-        <w:rPr>
-          <w:rStyle w:val="Strong"/>
-          <w:sz w:val="20"/>
-          <w:szCs w:val="20"/>
-        </w:rPr>
-        <w:t xml:space="preserve"> </w:t>
-      </w:r>
-      <w:r>
-        <w:rPr>
-          <w:rStyle w:val="Strong"/>
-          <w:sz w:val="20"/>
-          <w:szCs w:val="20"/>
-        </w:rPr>
-        <w:t xml:space="preserve">for querying websites, documents, audio, and embedded images, with ingestion powered by Crawl4AI and </w:t>
-      </w:r>
-      <w:proofErr w:type="spellStart"/>
-      <w:r>
-        <w:rPr>
-          <w:rStyle w:val="Strong"/>
-          <w:sz w:val="20"/>
-          <w:szCs w:val="20"/>
-        </w:rPr>
-        <w:t>Docling</w:t>
-      </w:r>
-      <w:proofErr w:type="spellEnd"/>
-      <w:r>
-        <w:rPr>
-          <w:rStyle w:val="Strong"/>
-          <w:sz w:val="20"/>
-          <w:szCs w:val="20"/>
-        </w:rPr>
-        <w:t>.</w:t>
-      </w:r>
-      <w:proofErr w:type="gramEnd"/>
-    </w:p>
-    <w:p>
-      <w:pPr>
-        <w:pStyle w:val="Heading2"/>
-        <w:numPr>
-          <w:ilvl w:val="0"/>
-          <w:numId w:val="5"/>
-        </w:numPr>
-        <w:tabs>
-          <w:tab w:val="left" w:pos="8346"/>
-        </w:tabs>
-        <w:rPr>
-          <w:rStyle w:val="Strong"/>
-          <w:bCs/>
-          <w:sz w:val="20"/>
-          <w:szCs w:val="20"/>
-        </w:rPr>
-      </w:pPr>
-      <w:proofErr w:type="gramStart"/>
-      <w:r>
-        <w:rPr>
-          <w:rStyle w:val="Strong"/>
-          <w:sz w:val="20"/>
-          <w:szCs w:val="20"/>
-        </w:rPr>
-        <w:t xml:space="preserve">Developed a </w:t>
-      </w:r>
-      <w:proofErr w:type="spellStart"/>
-      <w:r>
-        <w:rPr>
-          <w:rStyle w:val="Strong"/>
-          <w:b/>
-          <w:sz w:val="20"/>
-          <w:szCs w:val="20"/>
-        </w:rPr>
-        <w:t>PydanticAI</w:t>
-      </w:r>
-      <w:proofErr w:type="spellEnd"/>
-      <w:r>
-        <w:rPr>
-          <w:rStyle w:val="Strong"/>
-          <w:sz w:val="20"/>
-          <w:szCs w:val="20"/>
-        </w:rPr>
-        <w:t xml:space="preserve"> RAG agent with adaptive tool routing and hybrid retrieval, backed by </w:t>
-      </w:r>
-      <w:proofErr w:type="spellStart"/>
-      <w:r>
-        <w:rPr>
-          <w:rStyle w:val="Strong"/>
-          <w:b/>
-          <w:sz w:val="20"/>
-          <w:szCs w:val="20"/>
-        </w:rPr>
-        <w:t>PostgreSQL</w:t>
-      </w:r>
-      <w:proofErr w:type="spellEnd"/>
-      <w:r>
-        <w:rPr>
-          <w:rStyle w:val="Strong"/>
-          <w:sz w:val="20"/>
-          <w:szCs w:val="20"/>
-        </w:rPr>
-        <w:t xml:space="preserve"> for </w:t>
-      </w:r>
-      <w:proofErr w:type="spellStart"/>
-      <w:r>
-        <w:rPr>
-          <w:rStyle w:val="Strong"/>
-          <w:sz w:val="20"/>
-          <w:szCs w:val="20"/>
-        </w:rPr>
-        <w:t>embeddings</w:t>
-      </w:r>
-      <w:proofErr w:type="spellEnd"/>
-      <w:r>
-        <w:rPr>
-          <w:rStyle w:val="Strong"/>
-          <w:sz w:val="20"/>
-          <w:szCs w:val="20"/>
-        </w:rPr>
-        <w:t>, metadata, and semantic search.</w:t>
-      </w:r>
-      <w:proofErr w:type="gramEnd"/>
-    </w:p>
-    <w:p>
-      <w:pPr>
-        <w:pStyle w:val="Heading1"/>
-        <w:numPr>
-          <w:ilvl w:val="0"/>
-          <w:numId w:val="5"/>
-        </w:numPr>
-        <w:rPr>
-          <w:rFonts w:ascii="Times New Roman"/>
-          <w:b w:val="0"/>
-          <w:sz w:val="20"/>
-        </w:rPr>
-      </w:pPr>
-      <w:r>
-        <w:rPr>
-          <w:rStyle w:val="Strong"/>
-          <w:rFonts w:ascii="Times New Roman" w:eastAsia="Times New Roman" w:hAnsi="Times New Roman" w:cs="Times New Roman"/>
-          <w:sz w:val="20"/>
-          <w:szCs w:val="20"/>
-        </w:rPr>
-        <w:t xml:space="preserve">Achieved &gt;90% on critical </w:t>
-      </w:r>
-      <w:proofErr w:type="spellStart"/>
-      <w:r>
-        <w:rPr>
-          <w:rStyle w:val="Strong"/>
-          <w:rFonts w:ascii="Times New Roman" w:eastAsia="Times New Roman" w:hAnsi="Times New Roman" w:cs="Times New Roman"/>
-          <w:b/>
-          <w:sz w:val="20"/>
-          <w:szCs w:val="20"/>
-        </w:rPr>
-        <w:t>DeepEval</w:t>
-      </w:r>
-      <w:proofErr w:type="spellEnd"/>
-      <w:r>
-        <w:rPr>
-          <w:rStyle w:val="Strong"/>
-          <w:rFonts w:ascii="Times New Roman" w:eastAsia="Times New Roman" w:hAnsi="Times New Roman" w:cs="Times New Roman"/>
-          <w:sz w:val="20"/>
-          <w:szCs w:val="20"/>
-        </w:rPr>
-        <w:t xml:space="preserve"> metrics, added </w:t>
-      </w:r>
-      <w:proofErr w:type="spellStart"/>
-      <w:r>
-        <w:rPr>
-          <w:rStyle w:val="Strong"/>
-          <w:rFonts w:ascii="Times New Roman" w:eastAsia="Times New Roman" w:hAnsi="Times New Roman" w:cs="Times New Roman"/>
-          <w:sz w:val="20"/>
-          <w:szCs w:val="20"/>
-        </w:rPr>
-        <w:t>observability</w:t>
-      </w:r>
-      <w:proofErr w:type="spellEnd"/>
-      <w:r>
-        <w:rPr>
-          <w:rStyle w:val="Strong"/>
-          <w:rFonts w:ascii="Times New Roman" w:eastAsia="Times New Roman" w:hAnsi="Times New Roman" w:cs="Times New Roman"/>
-          <w:sz w:val="20"/>
-          <w:szCs w:val="20"/>
-        </w:rPr>
-        <w:t xml:space="preserve"> with </w:t>
-      </w:r>
-      <w:proofErr w:type="spellStart"/>
-      <w:r>
-        <w:rPr>
-          <w:rStyle w:val="Strong"/>
-          <w:rFonts w:ascii="Times New Roman" w:eastAsia="Times New Roman" w:hAnsi="Times New Roman" w:cs="Times New Roman"/>
-          <w:b/>
-          <w:sz w:val="20"/>
-          <w:szCs w:val="20"/>
-        </w:rPr>
-        <w:t>Langfuse</w:t>
-      </w:r>
-      <w:proofErr w:type="spellEnd"/>
-      <w:r>
-        <w:rPr>
-          <w:rStyle w:val="Strong"/>
-          <w:rFonts w:ascii="Times New Roman" w:eastAsia="Times New Roman" w:hAnsi="Times New Roman" w:cs="Times New Roman"/>
-          <w:sz w:val="20"/>
-          <w:szCs w:val="20"/>
-        </w:rPr>
-        <w:t xml:space="preserve"> and </w:t>
-      </w:r>
-      <w:proofErr w:type="spellStart"/>
-      <w:r>
-        <w:rPr>
-          <w:rStyle w:val="Strong"/>
-          <w:rFonts w:ascii="Times New Roman" w:eastAsia="Times New Roman" w:hAnsi="Times New Roman" w:cs="Times New Roman"/>
-          <w:b/>
-          <w:sz w:val="20"/>
-          <w:szCs w:val="20"/>
-        </w:rPr>
-        <w:t>CloudWatch</w:t>
-      </w:r>
-      <w:proofErr w:type="spellEnd"/>
-      <w:r>
-        <w:rPr>
-          <w:rStyle w:val="Strong"/>
-          <w:rFonts w:ascii="Times New Roman" w:eastAsia="Times New Roman" w:hAnsi="Times New Roman" w:cs="Times New Roman"/>
-          <w:sz w:val="20"/>
-          <w:szCs w:val="20"/>
-        </w:rPr>
-        <w:t xml:space="preserve">, and deployed the </w:t>
-      </w:r>
-      <w:proofErr w:type="spellStart"/>
-      <w:r>
-        <w:rPr>
-          <w:rStyle w:val="Strong"/>
-          <w:rFonts w:ascii="Times New Roman" w:eastAsia="Times New Roman" w:hAnsi="Times New Roman" w:cs="Times New Roman"/>
-          <w:b/>
-          <w:sz w:val="20"/>
-          <w:szCs w:val="20"/>
-        </w:rPr>
-        <w:t>Dockerized</w:t>
-      </w:r>
-      <w:proofErr w:type="spellEnd"/>
-      <w:r>
-        <w:rPr>
-          <w:rStyle w:val="Strong"/>
-          <w:rFonts w:ascii="Times New Roman" w:eastAsia="Times New Roman" w:hAnsi="Times New Roman" w:cs="Times New Roman"/>
-          <w:b/>
-          <w:sz w:val="20"/>
-          <w:szCs w:val="20"/>
-        </w:rPr>
-        <w:t xml:space="preserve"> </w:t>
-      </w:r>
-      <w:r>
-        <w:rPr>
-          <w:rStyle w:val="Strong"/>
-          <w:rFonts w:ascii="Times New Roman" w:eastAsia="Times New Roman" w:hAnsi="Times New Roman" w:cs="Times New Roman"/>
-          <w:sz w:val="20"/>
-          <w:szCs w:val="20"/>
-        </w:rPr>
-        <w:t xml:space="preserve">application to </w:t>
-      </w:r>
-      <w:r>
-        <w:rPr>
-          <w:rStyle w:val="Strong"/>
-          <w:rFonts w:ascii="Times New Roman" w:eastAsia="Times New Roman" w:hAnsi="Times New Roman" w:cs="Times New Roman"/>
-          <w:b/>
-          <w:sz w:val="20"/>
-          <w:szCs w:val="20"/>
-        </w:rPr>
-        <w:t>AWS App Runner</w:t>
-      </w:r>
-      <w:r>
-        <w:rPr>
-          <w:rStyle w:val="Strong"/>
-          <w:rFonts w:ascii="Times New Roman" w:eastAsia="Times New Roman" w:hAnsi="Times New Roman" w:cs="Times New Roman"/>
-          <w:sz w:val="20"/>
-          <w:szCs w:val="20"/>
-        </w:rPr>
-        <w:t xml:space="preserve"> via </w:t>
-      </w:r>
-      <w:r>
-        <w:rPr>
-          <w:rStyle w:val="Strong"/>
-          <w:rFonts w:ascii="Times New Roman" w:eastAsia="Times New Roman" w:hAnsi="Times New Roman" w:cs="Times New Roman"/>
-          <w:b/>
-          <w:sz w:val="20"/>
-          <w:szCs w:val="20"/>
-        </w:rPr>
-        <w:t>Amazon ECR</w:t>
-      </w:r>
-      <w:r>
-        <w:rPr>
-          <w:rStyle w:val="Strong"/>
-          <w:rFonts w:ascii="Times New Roman" w:eastAsia="Times New Roman" w:hAnsi="Times New Roman" w:cs="Times New Roman"/>
-          <w:sz w:val="20"/>
-          <w:szCs w:val="20"/>
-        </w:rPr>
-        <w:t>.</w:t>
-      </w:r>
-    </w:p>
-    <w:p>
-      <w:pPr>
-        <w:pStyle w:val="Heading1"/>
-        <w:ind w:left="519"/>
-        <w:rPr>
-          <w:rFonts w:ascii="Times New Roman"/>
-          <w:b w:val="0"/>
-          <w:sz w:val="20"/>
-        </w:rPr>
-      </w:pPr>
-    </w:p>
-    <w:p>
-      <w:pPr>
-        <w:widowControl/>
-        <w:tabs>
-          <w:tab w:val="left" w:pos="720"/>
-        </w:tabs>
-        <w:autoSpaceDE/>
-        <w:textAlignment w:val="center"/>
-        <w:rPr>
-          <w:rStyle w:val="Strong"/>
-          <w:sz w:val="21"/>
-          <w:szCs w:val="21"/>
-        </w:rPr>
-      </w:pPr>
-      <w:r>
-        <w:rPr>
-          <w:rStyle w:val="Strong"/>
-          <w:sz w:val="21"/>
-          <w:szCs w:val="21"/>
-        </w:rPr>
-        <w:t xml:space="preserve">     Job search Automation pipeline using n8n </w:t>
-      </w:r>
-      <w:r>
-        <w:rPr>
-          <w:rStyle w:val="Strong"/>
-          <w:sz w:val="21"/>
-          <w:szCs w:val="21"/>
-        </w:rPr>
-        <w:t xml:space="preserve">- </w:t>
-      </w:r>
-      <w:r>
-        <w:rPr>
-          <w:rStyle w:val="Hyperlink"/>
-          <w:spacing w:val="-10"/>
-          <w:u w:val="none"/>
-        </w:rPr>
-        <w:t xml:space="preserve">  </w:t>
-      </w:r>
-      <w:hyperlink r:id="rId18" w:history="1">
-        <w:r>
-          <w:rPr>
-            <w:rStyle w:val="Hyperlink"/>
-            <w:spacing w:val="-10"/>
-            <w:sz w:val="21"/>
-            <w:szCs w:val="21"/>
-            <w:u w:val="none"/>
-          </w:rPr>
-          <w:t>(Link)</w:t>
-        </w:r>
-      </w:hyperlink>
-      <w:r>
-        <w:rPr>
-          <w:rStyle w:val="Hyperlink"/>
-          <w:spacing w:val="-10"/>
-          <w:u w:val="none"/>
-        </w:rPr>
-        <w:t xml:space="preserve">                                                                            </w:t>
-      </w:r>
-      <w:r>
-        <w:rPr>
-          <w:rStyle w:val="Hyperlink"/>
-          <w:spacing w:val="-10"/>
-          <w:u w:val="none"/>
-        </w:rPr>
-        <w:t xml:space="preserve"> </w:t>
-      </w:r>
-      <w:r>
-        <w:rPr>
-          <w:sz w:val="21"/>
-          <w:szCs w:val="21"/>
-        </w:rPr>
-        <w:t xml:space="preserve">Jan </w:t>
-      </w:r>
-      <w:r>
-        <w:rPr>
-          <w:spacing w:val="-4"/>
-          <w:sz w:val="21"/>
-          <w:szCs w:val="21"/>
-        </w:rPr>
-        <w:t>202</w:t>
-      </w:r>
-      <w:r>
-        <w:rPr>
-          <w:spacing w:val="-4"/>
-          <w:sz w:val="21"/>
-          <w:szCs w:val="21"/>
-        </w:rPr>
-        <w:t>6</w:t>
-      </w:r>
-    </w:p>
-    <w:p>
-      <w:pPr>
-        <w:pStyle w:val="Heading2"/>
-        <w:numPr>
-          <w:ilvl w:val="0"/>
-          <w:numId w:val="5"/>
-        </w:numPr>
-        <w:tabs>
-          <w:tab w:val="left" w:pos="8346"/>
-        </w:tabs>
-        <w:rPr>
-          <w:rStyle w:val="Strong"/>
-          <w:bCs/>
-          <w:sz w:val="20"/>
-          <w:szCs w:val="20"/>
-        </w:rPr>
-      </w:pPr>
-      <w:r>
-        <w:rPr>
-          <w:rStyle w:val="Strong"/>
-          <w:sz w:val="20"/>
-          <w:szCs w:val="20"/>
-        </w:rPr>
-        <w:t xml:space="preserve">Built a job-search automation workflow using </w:t>
-      </w:r>
-      <w:r>
-        <w:rPr>
-          <w:rStyle w:val="Strong"/>
-          <w:b/>
-          <w:sz w:val="20"/>
-          <w:szCs w:val="20"/>
-        </w:rPr>
-        <w:t>n8n</w:t>
-      </w:r>
-      <w:r>
-        <w:rPr>
-          <w:rStyle w:val="Strong"/>
-          <w:sz w:val="20"/>
-          <w:szCs w:val="20"/>
-        </w:rPr>
-        <w:t>, integrating LinkedIn data ingestion, AI-based relevance scoring, and automated resume tailoring</w:t>
-      </w:r>
-    </w:p>
-    <w:p>
-      <w:pPr>
-        <w:pStyle w:val="Heading2"/>
-        <w:numPr>
-          <w:ilvl w:val="0"/>
-          <w:numId w:val="5"/>
-        </w:numPr>
-        <w:tabs>
-          <w:tab w:val="left" w:pos="8346"/>
-        </w:tabs>
-        <w:rPr>
-          <w:rStyle w:val="Strong"/>
-          <w:bCs/>
-          <w:sz w:val="20"/>
-          <w:szCs w:val="20"/>
-        </w:rPr>
-      </w:pPr>
-      <w:r>
-        <w:rPr>
-          <w:rStyle w:val="Strong"/>
-          <w:sz w:val="20"/>
-          <w:szCs w:val="20"/>
-        </w:rPr>
-        <w:t xml:space="preserve">Utilized </w:t>
-      </w:r>
-      <w:proofErr w:type="spellStart"/>
-      <w:r>
-        <w:rPr>
-          <w:rStyle w:val="Strong"/>
-          <w:sz w:val="20"/>
-          <w:szCs w:val="20"/>
-        </w:rPr>
-        <w:t>Apify</w:t>
-      </w:r>
-      <w:proofErr w:type="spellEnd"/>
-      <w:r>
-        <w:rPr>
-          <w:rStyle w:val="Strong"/>
-          <w:sz w:val="20"/>
-          <w:szCs w:val="20"/>
-        </w:rPr>
-        <w:t xml:space="preserve"> and Google API to scrape and log structured job data to a personal Google Sheets repository</w:t>
-      </w:r>
-    </w:p>
-    <w:p>
-      <w:pPr>
-        <w:pStyle w:val="Heading2"/>
-        <w:numPr>
-          <w:ilvl w:val="0"/>
-          <w:numId w:val="5"/>
-        </w:numPr>
-        <w:tabs>
-          <w:tab w:val="left" w:pos="8346"/>
-        </w:tabs>
-        <w:rPr>
-          <w:rStyle w:val="Strong"/>
-          <w:bCs/>
-          <w:sz w:val="20"/>
-          <w:szCs w:val="20"/>
-        </w:rPr>
-      </w:pPr>
-      <w:r>
-        <w:rPr>
-          <w:rStyle w:val="Strong"/>
-          <w:sz w:val="20"/>
-          <w:szCs w:val="20"/>
-        </w:rPr>
-        <w:t xml:space="preserve">Created a </w:t>
-      </w:r>
-      <w:proofErr w:type="spellStart"/>
-      <w:r>
-        <w:rPr>
-          <w:rStyle w:val="Strong"/>
-          <w:sz w:val="20"/>
-          <w:szCs w:val="20"/>
-        </w:rPr>
-        <w:t>chatbot</w:t>
-      </w:r>
-      <w:proofErr w:type="spellEnd"/>
-      <w:r>
-        <w:rPr>
-          <w:rStyle w:val="Strong"/>
-          <w:sz w:val="20"/>
-          <w:szCs w:val="20"/>
-        </w:rPr>
-        <w:t xml:space="preserve"> as a n8n </w:t>
-      </w:r>
-      <w:r>
-        <w:rPr>
-          <w:rStyle w:val="Strong"/>
-          <w:b/>
-          <w:sz w:val="20"/>
-          <w:szCs w:val="20"/>
-        </w:rPr>
-        <w:t>web-hook</w:t>
-      </w:r>
-      <w:r>
-        <w:rPr>
-          <w:rStyle w:val="Strong"/>
-          <w:sz w:val="20"/>
-          <w:szCs w:val="20"/>
-        </w:rPr>
-        <w:t xml:space="preserve"> trigger, that captures</w:t>
-      </w:r>
-      <w:r>
-        <w:rPr>
-          <w:rStyle w:val="Strong"/>
-          <w:sz w:val="20"/>
-          <w:szCs w:val="20"/>
-        </w:rPr>
-        <w:t xml:space="preserve"> a LinkedIn job URL and triggers the automation pipeline</w:t>
-      </w:r>
-    </w:p>
-    <w:p>
-      <w:pPr>
-        <w:pStyle w:val="Heading2"/>
-        <w:tabs>
-          <w:tab w:val="left" w:pos="8346"/>
-        </w:tabs>
-        <w:ind w:left="720"/>
-        <w:rPr>
-          <w:rStyle w:val="Strong"/>
-          <w:bCs/>
-          <w:sz w:val="20"/>
-          <w:szCs w:val="20"/>
-        </w:rPr>
-      </w:pPr>
     </w:p>
     <w:p>
       <w:pPr>
@@ -2236,7 +979,7 @@
                     <pic:cNvPicPr/>
                   </pic:nvPicPr>
                   <pic:blipFill>
-                    <a:blip r:embed="rId19" cstate="print"/>
+                    <a:blip r:embed="rId15" cstate="print"/>
                     <a:stretch>
                       <a:fillRect/>
                     </a:stretch>
@@ -2264,8 +1007,8 @@
         </w:rPr>
         <w:t xml:space="preserve"> </w:t>
       </w:r>
-      <w:bookmarkStart w:id="4" w:name="PROFESSIONAL_EXPERIENCE"/>
-      <w:bookmarkEnd w:id="4"/>
+      <w:bookmarkStart w:id="2" w:name="PROFESSIONAL_EXPERIENCE"/>
+      <w:bookmarkEnd w:id="2"/>
       <w:r>
         <w:t>PROFESSIONAL</w:t>
       </w:r>
@@ -2454,15 +1197,37 @@
           <w:sz w:val="20"/>
           <w:szCs w:val="20"/>
         </w:rPr>
-        <w:t xml:space="preserve">Developed and enhanced full-stack features for the OVGU university app using </w:t>
-      </w:r>
-      <w:r>
-        <w:rPr>
-          <w:b/>
-          <w:sz w:val="20"/>
-          <w:szCs w:val="20"/>
-        </w:rPr>
-        <w:t>Spring Boot/</w:t>
+        <w:t>Developed and enhanced full-stack features for the OVGU university app</w:t>
+      </w:r>
+      <w:r>
+        <w:rPr>
+          <w:sz w:val="20"/>
+          <w:szCs w:val="20"/>
+        </w:rPr>
+        <w:t>lication</w:t>
+      </w:r>
+      <w:r>
+        <w:rPr>
+          <w:sz w:val="20"/>
+          <w:szCs w:val="20"/>
+        </w:rPr>
+        <w:t xml:space="preserve"> using </w:t>
+      </w:r>
+      <w:r>
+        <w:rPr>
+          <w:b/>
+          <w:sz w:val="20"/>
+          <w:szCs w:val="20"/>
+        </w:rPr>
+        <w:t>Spring</w:t>
+      </w:r>
+      <w:r>
+        <w:rPr>
+          <w:b/>
+          <w:sz w:val="20"/>
+          <w:szCs w:val="20"/>
+        </w:rPr>
+        <w:t>/</w:t>
       </w:r>
       <w:proofErr w:type="spellStart"/>
       <w:r>
@@ -2488,7 +1253,7 @@
           <w:sz w:val="20"/>
           <w:szCs w:val="20"/>
         </w:rPr>
-        <w:t>TypeScript</w:t>
+        <w:t>Vue</w:t>
       </w:r>
       <w:proofErr w:type="spellEnd"/>
       <w:r>
@@ -2558,45 +1323,93 @@
         <w:rPr>
           <w:sz w:val="20"/>
           <w:szCs w:val="20"/>
-          <w:lang w:val="en-IN" w:eastAsia="en-IN"/>
-        </w:rPr>
-      </w:pPr>
-      <w:r>
-        <w:rPr>
-          <w:sz w:val="20"/>
-          <w:szCs w:val="20"/>
-        </w:rPr>
-        <w:t xml:space="preserve">Performed </w:t>
-      </w:r>
-      <w:r>
-        <w:rPr>
-          <w:b/>
-          <w:sz w:val="20"/>
-          <w:szCs w:val="20"/>
-        </w:rPr>
-        <w:t>Linux</w:t>
-      </w:r>
-      <w:r>
-        <w:rPr>
-          <w:sz w:val="20"/>
-          <w:szCs w:val="20"/>
-        </w:rPr>
-        <w:t xml:space="preserve">-based server migrations and maintained </w:t>
-      </w:r>
-      <w:r>
-        <w:rPr>
-          <w:b/>
-          <w:sz w:val="20"/>
-          <w:szCs w:val="20"/>
-        </w:rPr>
-        <w:t>containerized</w:t>
-      </w:r>
-      <w:r>
-        <w:rPr>
-          <w:sz w:val="20"/>
-          <w:szCs w:val="20"/>
-        </w:rPr>
-        <w:t xml:space="preserve"> services across multiple environments</w:t>
+        </w:rPr>
+      </w:pPr>
+      <w:r>
+        <w:rPr>
+          <w:sz w:val="20"/>
+          <w:szCs w:val="20"/>
+        </w:rPr>
+        <w:t xml:space="preserve">Designed and implemented </w:t>
+      </w:r>
+      <w:r>
+        <w:rPr>
+          <w:b/>
+          <w:bCs/>
+          <w:sz w:val="20"/>
+          <w:szCs w:val="20"/>
+        </w:rPr>
+        <w:t>automated test suites</w:t>
+      </w:r>
+      <w:r>
+        <w:rPr>
+          <w:sz w:val="20"/>
+          <w:szCs w:val="20"/>
+        </w:rPr>
+        <w:t xml:space="preserve"> for </w:t>
+      </w:r>
+      <w:r>
+        <w:rPr>
+          <w:b/>
+          <w:bCs/>
+          <w:sz w:val="20"/>
+          <w:szCs w:val="20"/>
+        </w:rPr>
+        <w:t>unit, integration, and E2E testing</w:t>
+      </w:r>
+      <w:r>
+        <w:rPr>
+          <w:sz w:val="20"/>
+          <w:szCs w:val="20"/>
+        </w:rPr>
+        <w:t xml:space="preserve"> using </w:t>
+      </w:r>
+      <w:proofErr w:type="spellStart"/>
+      <w:r>
+        <w:rPr>
+          <w:b/>
+          <w:bCs/>
+          <w:sz w:val="20"/>
+          <w:szCs w:val="20"/>
+        </w:rPr>
+        <w:t>JUnit</w:t>
+      </w:r>
+      <w:proofErr w:type="spellEnd"/>
+      <w:r>
+        <w:rPr>
+          <w:b/>
+          <w:bCs/>
+          <w:sz w:val="20"/>
+          <w:szCs w:val="20"/>
+        </w:rPr>
+        <w:t xml:space="preserve">, </w:t>
+      </w:r>
+      <w:proofErr w:type="spellStart"/>
+      <w:r>
+        <w:rPr>
+          <w:b/>
+          <w:bCs/>
+          <w:sz w:val="20"/>
+          <w:szCs w:val="20"/>
+        </w:rPr>
+        <w:t>Vitest</w:t>
+      </w:r>
+      <w:proofErr w:type="spellEnd"/>
+      <w:r>
+        <w:rPr>
+          <w:b/>
+          <w:bCs/>
+          <w:sz w:val="20"/>
+          <w:szCs w:val="20"/>
+        </w:rPr>
+        <w:t>, Flutter, and Playwright</w:t>
+      </w:r>
+      <w:r>
+        <w:rPr>
+          <w:sz w:val="20"/>
+          <w:szCs w:val="20"/>
+        </w:rPr>
+        <w:t>, improving software quality and release stability.</w:t>
       </w:r>
     </w:p>
     <w:p>
@@ -2626,6 +1439,80 @@
           <w:sz w:val="20"/>
           <w:szCs w:val="20"/>
         </w:rPr>
+        <w:t xml:space="preserve">Performed </w:t>
+      </w:r>
+      <w:r>
+        <w:rPr>
+          <w:sz w:val="20"/>
+          <w:szCs w:val="20"/>
+        </w:rPr>
+        <w:t xml:space="preserve">a </w:t>
+      </w:r>
+      <w:r>
+        <w:rPr>
+          <w:b/>
+          <w:sz w:val="20"/>
+          <w:szCs w:val="20"/>
+        </w:rPr>
+        <w:t>Linux</w:t>
+      </w:r>
+      <w:r>
+        <w:rPr>
+          <w:sz w:val="20"/>
+          <w:szCs w:val="20"/>
+        </w:rPr>
+        <w:t>-based server migration</w:t>
+      </w:r>
+      <w:r>
+        <w:rPr>
+          <w:sz w:val="20"/>
+          <w:szCs w:val="20"/>
+        </w:rPr>
+        <w:t xml:space="preserve"> and maintained </w:t>
+      </w:r>
+      <w:r>
+        <w:rPr>
+          <w:b/>
+          <w:sz w:val="20"/>
+          <w:szCs w:val="20"/>
+        </w:rPr>
+        <w:t>containerized</w:t>
+      </w:r>
+      <w:r>
+        <w:rPr>
+          <w:sz w:val="20"/>
+          <w:szCs w:val="20"/>
+        </w:rPr>
+        <w:t xml:space="preserve"> services across multiple environments</w:t>
+      </w:r>
+    </w:p>
+    <w:p>
+      <w:pPr>
+        <w:pStyle w:val="ListParagraph"/>
+        <w:widowControl/>
+        <w:numPr>
+          <w:ilvl w:val="0"/>
+          <w:numId w:val="2"/>
+        </w:numPr>
+        <w:tabs>
+          <w:tab w:val="left" w:pos="720"/>
+          <w:tab w:val="left" w:pos="1160"/>
+        </w:tabs>
+        <w:autoSpaceDE/>
+        <w:autoSpaceDN/>
+        <w:spacing w:line="276" w:lineRule="auto"/>
+        <w:textAlignment w:val="center"/>
+        <w:rPr>
+          <w:sz w:val="20"/>
+          <w:szCs w:val="20"/>
+          <w:lang w:val="en-IN" w:eastAsia="en-IN"/>
+        </w:rPr>
+      </w:pPr>
+      <w:r>
+        <w:rPr>
+          <w:sz w:val="20"/>
+          <w:szCs w:val="20"/>
+        </w:rPr>
         <w:t xml:space="preserve">Managed </w:t>
       </w:r>
       <w:r>
@@ -2715,12 +1602,10 @@
     </w:p>
     <w:p>
       <w:pPr>
-        <w:pStyle w:val="ListParagraph"/>
         <w:tabs>
           <w:tab w:val="left" w:pos="7611"/>
         </w:tabs>
-        <w:spacing w:before="1" w:line="276" w:lineRule="auto"/>
-        <w:ind w:left="720" w:firstLine="0"/>
+        <w:spacing w:before="1"/>
         <w:rPr>
           <w:sz w:val="20"/>
           <w:szCs w:val="20"/>
@@ -3294,7 +2179,22 @@
           <w:spacing w:val="-2"/>
           <w:sz w:val="20"/>
         </w:rPr>
-        <w:t xml:space="preserve"> workflows with Jenkins, cutting manual effort by </w:t>
+        <w:t xml:space="preserve"> workflows with </w:t>
+      </w:r>
+      <w:r>
+        <w:rPr>
+          <w:b/>
+          <w:spacing w:val="-2"/>
+          <w:sz w:val="20"/>
+        </w:rPr>
+        <w:t>Jenkins</w:t>
+      </w:r>
+      <w:r>
+        <w:rPr>
+          <w:spacing w:val="-2"/>
+          <w:sz w:val="20"/>
+        </w:rPr>
+        <w:t xml:space="preserve">, cutting manual effort by </w:t>
       </w:r>
       <w:r>
         <w:rPr>
@@ -3345,23 +2245,1240 @@
     </w:p>
     <w:p>
       <w:pPr>
-        <w:pStyle w:val="ListParagraph"/>
-        <w:tabs>
-          <w:tab w:val="left" w:pos="860"/>
-        </w:tabs>
-        <w:spacing w:before="91" w:line="228" w:lineRule="auto"/>
-        <w:ind w:left="720" w:right="282" w:firstLine="0"/>
-        <w:rPr>
-          <w:rFonts w:ascii="Symbol" w:hAnsi="Symbol"/>
-          <w:sz w:val="20"/>
-        </w:rPr>
-      </w:pPr>
+        <w:pStyle w:val="Heading1"/>
+      </w:pPr>
+      <w:r>
+        <w:rPr>
+          <w:noProof/>
+          <w:lang w:val="en-IN" w:eastAsia="en-IN"/>
+        </w:rPr>
+        <mc:AlternateContent>
+          <mc:Choice Requires="wps">
+            <w:drawing>
+              <wp:anchor distT="0" distB="0" distL="0" distR="0" simplePos="0" relativeHeight="251672576" behindDoc="1" locked="0" layoutInCell="1" allowOverlap="1" wp14:anchorId="63B819C6" wp14:editId="28C1ACE7">
+                <wp:simplePos x="0" y="0"/>
+                <wp:positionH relativeFrom="page">
+                  <wp:posOffset>551815</wp:posOffset>
+                </wp:positionH>
+                <wp:positionV relativeFrom="paragraph">
+                  <wp:posOffset>192405</wp:posOffset>
+                </wp:positionV>
+                <wp:extent cx="6410325" cy="18415"/>
+                <wp:effectExtent l="0" t="0" r="0" b="0"/>
+                <wp:wrapTopAndBottom/>
+                <wp:docPr id="12" name="Graphic 12"/>
+                <wp:cNvGraphicFramePr/>
+                <a:graphic xmlns:a="http://schemas.openxmlformats.org/drawingml/2006/main">
+                  <a:graphicData uri="http://schemas.microsoft.com/office/word/2010/wordprocessingShape">
+                    <wps:wsp>
+                      <wps:cNvSpPr/>
+                      <wps:spPr>
+                        <a:xfrm>
+                          <a:off x="0" y="0"/>
+                          <a:ext cx="6410325" cy="18415"/>
+                        </a:xfrm>
+                        <a:custGeom>
+                          <a:avLst/>
+                          <a:gdLst/>
+                          <a:ahLst/>
+                          <a:cxnLst/>
+                          <a:rect l="l" t="t" r="r" b="b"/>
+                          <a:pathLst>
+                            <a:path w="6410325" h="18415">
+                              <a:moveTo>
+                                <a:pt x="6410325" y="0"/>
+                              </a:moveTo>
+                              <a:lnTo>
+                                <a:pt x="0" y="0"/>
+                              </a:lnTo>
+                              <a:lnTo>
+                                <a:pt x="0" y="18412"/>
+                              </a:lnTo>
+                              <a:lnTo>
+                                <a:pt x="6410325" y="18412"/>
+                              </a:lnTo>
+                              <a:lnTo>
+                                <a:pt x="6410325" y="0"/>
+                              </a:lnTo>
+                              <a:close/>
+                            </a:path>
+                          </a:pathLst>
+                        </a:custGeom>
+                        <a:solidFill>
+                          <a:srgbClr val="000000"/>
+                        </a:solidFill>
+                      </wps:spPr>
+                      <wps:bodyPr wrap="square" lIns="0" tIns="0" rIns="0" bIns="0" rtlCol="0">
+                        <a:noAutofit/>
+                      </wps:bodyPr>
+                    </wps:wsp>
+                  </a:graphicData>
+                </a:graphic>
+              </wp:anchor>
+            </w:drawing>
+          </mc:Choice>
+          <mc:Fallback>
+            <w:pict>
+              <v:shape id="Graphic 12" o:spid="_x0000_s1026" style="position:absolute;margin-left:43.45pt;margin-top:15.15pt;width:504.75pt;height:1.45pt;z-index:-251643904;visibility:visible;mso-wrap-style:square;mso-wrap-distance-left:0;mso-wrap-distance-top:0;mso-wrap-distance-right:0;mso-wrap-distance-bottom:0;mso-position-horizontal:absolute;mso-position-horizontal-relative:page;mso-position-vertical:absolute;mso-position-vertical-relative:text;v-text-anchor:top" coordsize="6410325,18415" o:gfxdata="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" path="m6410325,l,,,18412r6410325,l6410325,xe" fillcolor="black" stroked="f">
+                <v:path arrowok="t"/>
+                <w10:wrap type="topAndBottom" anchorx="page"/>
+              </v:shape>
+            </w:pict>
+          </mc:Fallback>
+        </mc:AlternateContent>
+      </w:r>
+      <w:r>
+        <w:rPr>
+          <w:b w:val="0"/>
+          <w:noProof/>
+          <w:lang w:val="en-IN" w:eastAsia="en-IN"/>
+        </w:rPr>
+        <w:drawing>
+          <wp:inline distT="0" distB="0" distL="0" distR="0" wp14:anchorId="2912E9F1" wp14:editId="55A59C17">
+            <wp:extent cx="190500" cy="127000"/>
+            <wp:effectExtent l="0" t="0" r="0" b="0"/>
+            <wp:docPr id="13" name="Image 13"/>
+            <wp:cNvGraphicFramePr/>
+            <a:graphic xmlns:a="http://schemas.openxmlformats.org/drawingml/2006/main">
+              <a:graphicData uri="http://schemas.openxmlformats.org/drawingml/2006/picture">
+                <pic:pic xmlns:pic="http://schemas.openxmlformats.org/drawingml/2006/picture">
+                  <pic:nvPicPr>
+                    <pic:cNvPr id="13" name="Image 13"/>
+                    <pic:cNvPicPr/>
+                  </pic:nvPicPr>
+                  <pic:blipFill>
+                    <a:blip r:embed="rId16" cstate="print"/>
+                    <a:stretch>
+                      <a:fillRect/>
+                    </a:stretch>
+                  </pic:blipFill>
+                  <pic:spPr>
+                    <a:xfrm>
+                      <a:off x="0" y="0"/>
+                      <a:ext cx="191134" cy="127419"/>
+                    </a:xfrm>
+                    <a:prstGeom prst="rect">
+                      <a:avLst/>
+                    </a:prstGeom>
+                  </pic:spPr>
+                </pic:pic>
+              </a:graphicData>
+            </a:graphic>
+          </wp:inline>
+        </w:drawing>
+      </w:r>
+      <w:r>
+        <w:rPr>
+          <w:rFonts w:ascii="Times New Roman"/>
+          <w:b w:val="0"/>
+          <w:sz w:val="20"/>
+        </w:rPr>
+        <w:t xml:space="preserve"> </w:t>
+      </w:r>
+      <w:bookmarkStart w:id="3" w:name="PROJECTS"/>
+      <w:bookmarkEnd w:id="3"/>
+      <w:r>
+        <w:t>PERSONAL PROJECTS</w:t>
+      </w:r>
     </w:p>
     <w:p>
       <w:pPr>
+        <w:pStyle w:val="Heading2"/>
+        <w:tabs>
+          <w:tab w:val="left" w:pos="8346"/>
+        </w:tabs>
+        <w:ind w:left="0"/>
+      </w:pPr>
+    </w:p>
+    <w:p>
+      <w:pPr>
+        <w:pStyle w:val="Heading2"/>
+        <w:tabs>
+          <w:tab w:val="left" w:pos="8346"/>
+        </w:tabs>
+        <w:ind w:left="159"/>
+        <w:rPr>
+          <w:bCs w:val="0"/>
+        </w:rPr>
+      </w:pPr>
+      <w:r>
+        <w:t xml:space="preserve">   AI-Powered SQL &amp; Visual Analytics Platform</w:t>
+      </w:r>
+      <w:r>
+        <w:rPr>
+          <w:bCs w:val="0"/>
+        </w:rPr>
+        <w:t xml:space="preserve"> </w:t>
+      </w:r>
+      <w:r>
+        <w:rPr>
+          <w:b w:val="0"/>
+          <w:spacing w:val="-10"/>
+        </w:rPr>
+        <w:t>–</w:t>
+      </w:r>
+      <w:r>
+        <w:rPr>
+          <w:b w:val="0"/>
+          <w:spacing w:val="-10"/>
+        </w:rPr>
+        <w:t xml:space="preserve"> </w:t>
+      </w:r>
+      <w:hyperlink r:id="rId17" w:history="1">
+        <w:r>
+          <w:rPr>
+            <w:rStyle w:val="Hyperlink"/>
+            <w:b w:val="0"/>
+            <w:spacing w:val="-10"/>
+            <w:u w:val="none"/>
+          </w:rPr>
+          <w:t>(Link)</w:t>
+        </w:r>
+      </w:hyperlink>
+      <w:r>
+        <w:t xml:space="preserve">                                                           </w:t>
+      </w:r>
+    </w:p>
+    <w:p>
+      <w:pPr>
+        <w:pStyle w:val="Heading2"/>
+        <w:numPr>
+          <w:ilvl w:val="0"/>
+          <w:numId w:val="5"/>
+        </w:numPr>
+        <w:tabs>
+          <w:tab w:val="left" w:pos="8346"/>
+        </w:tabs>
+        <w:rPr>
+          <w:rStyle w:val="Strong"/>
+          <w:sz w:val="20"/>
+          <w:szCs w:val="20"/>
+        </w:rPr>
+      </w:pPr>
+      <w:proofErr w:type="gramStart"/>
+      <w:r>
+        <w:rPr>
+          <w:rStyle w:val="Strong"/>
+          <w:sz w:val="20"/>
+          <w:szCs w:val="20"/>
+        </w:rPr>
+        <w:t xml:space="preserve">Built an AI-powered analytics platform that converts natural-language input into optimized SQL, KPI insights, and data visualizations </w:t>
+      </w:r>
+      <w:r>
+        <w:rPr>
+          <w:rStyle w:val="Strong"/>
+          <w:sz w:val="20"/>
+          <w:szCs w:val="20"/>
+        </w:rPr>
+        <w:t xml:space="preserve">for </w:t>
+      </w:r>
+      <w:r>
+        <w:rPr>
+          <w:rStyle w:val="Strong"/>
+          <w:sz w:val="20"/>
+          <w:szCs w:val="20"/>
+        </w:rPr>
+        <w:t xml:space="preserve">connected </w:t>
+      </w:r>
+      <w:proofErr w:type="spellStart"/>
+      <w:r>
+        <w:rPr>
+          <w:rStyle w:val="Strong"/>
+          <w:b/>
+          <w:sz w:val="20"/>
+          <w:szCs w:val="20"/>
+        </w:rPr>
+        <w:t>Supabase</w:t>
+      </w:r>
+      <w:proofErr w:type="spellEnd"/>
+      <w:r>
+        <w:rPr>
+          <w:rStyle w:val="Strong"/>
+          <w:sz w:val="20"/>
+          <w:szCs w:val="20"/>
+        </w:rPr>
+        <w:t xml:space="preserve"> environments using </w:t>
+      </w:r>
+      <w:r>
+        <w:rPr>
+          <w:rStyle w:val="Strong"/>
+          <w:b/>
+          <w:sz w:val="20"/>
+          <w:szCs w:val="20"/>
+        </w:rPr>
+        <w:t>MCP</w:t>
+      </w:r>
+      <w:r>
+        <w:rPr>
+          <w:rStyle w:val="Strong"/>
+          <w:sz w:val="20"/>
+          <w:szCs w:val="20"/>
+        </w:rPr>
+        <w:t>-based schema and query access.</w:t>
+      </w:r>
+      <w:proofErr w:type="gramEnd"/>
+    </w:p>
+    <w:p>
+      <w:pPr>
+        <w:pStyle w:val="Heading2"/>
+        <w:numPr>
+          <w:ilvl w:val="0"/>
+          <w:numId w:val="5"/>
+        </w:numPr>
+        <w:tabs>
+          <w:tab w:val="left" w:pos="8346"/>
+        </w:tabs>
+        <w:rPr>
+          <w:rStyle w:val="Strong"/>
+          <w:sz w:val="20"/>
+          <w:szCs w:val="20"/>
+        </w:rPr>
+      </w:pPr>
+      <w:proofErr w:type="gramStart"/>
+      <w:r>
+        <w:rPr>
+          <w:rStyle w:val="Strong"/>
+          <w:sz w:val="20"/>
+          <w:szCs w:val="20"/>
+        </w:rPr>
+        <w:t xml:space="preserve">Orchestrated a multi-agent backend for metadata-aware SQL generation, chart creation, and KPI recommendations, with </w:t>
+      </w:r>
+      <w:proofErr w:type="spellStart"/>
+      <w:r>
+        <w:rPr>
+          <w:rStyle w:val="Strong"/>
+          <w:b/>
+          <w:sz w:val="20"/>
+          <w:szCs w:val="20"/>
+        </w:rPr>
+        <w:t>Redis</w:t>
+      </w:r>
+      <w:proofErr w:type="spellEnd"/>
+      <w:r>
+        <w:rPr>
+          <w:rStyle w:val="Strong"/>
+          <w:sz w:val="20"/>
+          <w:szCs w:val="20"/>
+        </w:rPr>
+        <w:t xml:space="preserve"> caching and </w:t>
+      </w:r>
+      <w:r>
+        <w:rPr>
+          <w:rStyle w:val="Strong"/>
+          <w:b/>
+          <w:sz w:val="20"/>
+          <w:szCs w:val="20"/>
+        </w:rPr>
+        <w:t>SQS</w:t>
+      </w:r>
+      <w:r>
+        <w:rPr>
+          <w:rStyle w:val="Strong"/>
+          <w:sz w:val="20"/>
+          <w:szCs w:val="20"/>
+        </w:rPr>
+        <w:t xml:space="preserve">-based </w:t>
+      </w:r>
+      <w:r>
+        <w:rPr>
+          <w:rStyle w:val="Strong"/>
+          <w:b/>
+          <w:sz w:val="20"/>
+          <w:szCs w:val="20"/>
+        </w:rPr>
+        <w:t>asynchronous processing</w:t>
+      </w:r>
+      <w:r>
+        <w:rPr>
+          <w:rStyle w:val="Strong"/>
+          <w:sz w:val="20"/>
+          <w:szCs w:val="20"/>
+        </w:rPr>
+        <w:t xml:space="preserve"> for scalable workloads.</w:t>
+      </w:r>
+      <w:proofErr w:type="gramEnd"/>
+    </w:p>
+    <w:p>
+      <w:pPr>
+        <w:pStyle w:val="Heading2"/>
+        <w:numPr>
+          <w:ilvl w:val="0"/>
+          <w:numId w:val="5"/>
+        </w:numPr>
+        <w:tabs>
+          <w:tab w:val="left" w:pos="8346"/>
+        </w:tabs>
+        <w:rPr>
+          <w:rStyle w:val="Strong"/>
+          <w:bCs/>
+          <w:sz w:val="20"/>
+        </w:rPr>
+      </w:pPr>
+      <w:proofErr w:type="gramStart"/>
+      <w:r>
+        <w:rPr>
+          <w:rStyle w:val="Strong"/>
+          <w:sz w:val="20"/>
+          <w:szCs w:val="20"/>
+        </w:rPr>
+        <w:t xml:space="preserve">Deployed a </w:t>
+      </w:r>
+      <w:proofErr w:type="spellStart"/>
+      <w:r>
+        <w:rPr>
+          <w:rStyle w:val="Strong"/>
+          <w:sz w:val="20"/>
+          <w:szCs w:val="20"/>
+        </w:rPr>
+        <w:t>serverless</w:t>
+      </w:r>
+      <w:proofErr w:type="spellEnd"/>
+      <w:r>
+        <w:rPr>
+          <w:rStyle w:val="Strong"/>
+          <w:sz w:val="20"/>
+          <w:szCs w:val="20"/>
+        </w:rPr>
+        <w:t xml:space="preserve"> </w:t>
+      </w:r>
+      <w:r>
+        <w:rPr>
+          <w:rStyle w:val="Strong"/>
+          <w:b/>
+          <w:sz w:val="20"/>
+          <w:szCs w:val="20"/>
+        </w:rPr>
+        <w:t>AWS</w:t>
+      </w:r>
+      <w:r>
+        <w:rPr>
+          <w:rStyle w:val="Strong"/>
+          <w:sz w:val="20"/>
+          <w:szCs w:val="20"/>
+        </w:rPr>
+        <w:t xml:space="preserve"> architecture using </w:t>
+      </w:r>
+      <w:r>
+        <w:rPr>
+          <w:rStyle w:val="Strong"/>
+          <w:b/>
+          <w:sz w:val="20"/>
+          <w:szCs w:val="20"/>
+        </w:rPr>
+        <w:t>Lambda</w:t>
+      </w:r>
+      <w:r>
+        <w:rPr>
+          <w:rStyle w:val="Strong"/>
+          <w:sz w:val="20"/>
+          <w:szCs w:val="20"/>
+        </w:rPr>
+        <w:t xml:space="preserve">, </w:t>
+      </w:r>
+      <w:r>
+        <w:rPr>
+          <w:rStyle w:val="Strong"/>
+          <w:b/>
+          <w:sz w:val="20"/>
+          <w:szCs w:val="20"/>
+        </w:rPr>
+        <w:t>API Gateway</w:t>
+      </w:r>
+      <w:r>
+        <w:rPr>
+          <w:rStyle w:val="Strong"/>
+          <w:sz w:val="20"/>
+          <w:szCs w:val="20"/>
+        </w:rPr>
+        <w:t xml:space="preserve">, </w:t>
+      </w:r>
+      <w:r>
+        <w:rPr>
+          <w:rStyle w:val="Strong"/>
+          <w:b/>
+          <w:sz w:val="20"/>
+          <w:szCs w:val="20"/>
+        </w:rPr>
+        <w:t>S3</w:t>
+      </w:r>
+      <w:r>
+        <w:rPr>
+          <w:rStyle w:val="Strong"/>
+          <w:sz w:val="20"/>
+          <w:szCs w:val="20"/>
+        </w:rPr>
+        <w:t xml:space="preserve">, and </w:t>
+      </w:r>
+      <w:proofErr w:type="spellStart"/>
+      <w:r>
+        <w:rPr>
+          <w:rStyle w:val="Strong"/>
+          <w:b/>
+          <w:sz w:val="20"/>
+          <w:szCs w:val="20"/>
+        </w:rPr>
+        <w:t>CloudFront</w:t>
+      </w:r>
+      <w:proofErr w:type="spellEnd"/>
+      <w:r>
+        <w:rPr>
+          <w:rStyle w:val="Strong"/>
+          <w:sz w:val="20"/>
+          <w:szCs w:val="20"/>
+        </w:rPr>
+        <w:t xml:space="preserve">, with infrastructure and releases automated through </w:t>
+      </w:r>
+      <w:proofErr w:type="spellStart"/>
+      <w:r>
+        <w:rPr>
+          <w:rStyle w:val="Strong"/>
+          <w:b/>
+          <w:sz w:val="20"/>
+          <w:szCs w:val="20"/>
+        </w:rPr>
+        <w:t>Terraform</w:t>
+      </w:r>
+      <w:proofErr w:type="spellEnd"/>
+      <w:r>
+        <w:rPr>
+          <w:rStyle w:val="Strong"/>
+          <w:sz w:val="20"/>
+          <w:szCs w:val="20"/>
+        </w:rPr>
+        <w:t xml:space="preserve"> and </w:t>
+      </w:r>
+      <w:proofErr w:type="spellStart"/>
+      <w:r>
+        <w:rPr>
+          <w:rStyle w:val="Strong"/>
+          <w:b/>
+          <w:sz w:val="20"/>
+          <w:szCs w:val="20"/>
+        </w:rPr>
+        <w:t>GitHub</w:t>
+      </w:r>
+      <w:proofErr w:type="spellEnd"/>
+      <w:r>
+        <w:rPr>
+          <w:rStyle w:val="Strong"/>
+          <w:b/>
+          <w:sz w:val="20"/>
+          <w:szCs w:val="20"/>
+        </w:rPr>
+        <w:t xml:space="preserve"> Actions CI/CD</w:t>
+      </w:r>
+      <w:r>
+        <w:rPr>
+          <w:rStyle w:val="Strong"/>
+          <w:sz w:val="20"/>
+          <w:szCs w:val="20"/>
+        </w:rPr>
+        <w:t>.</w:t>
+      </w:r>
+      <w:proofErr w:type="gramEnd"/>
+    </w:p>
+    <w:p>
+      <w:pPr>
+        <w:pStyle w:val="Heading2"/>
+        <w:tabs>
+          <w:tab w:val="left" w:pos="8346"/>
+        </w:tabs>
+        <w:ind w:left="720"/>
+        <w:rPr>
+          <w:b w:val="0"/>
+          <w:sz w:val="20"/>
+        </w:rPr>
+      </w:pPr>
+    </w:p>
+    <w:p>
+      <w:pPr>
+        <w:widowControl/>
+        <w:tabs>
+          <w:tab w:val="left" w:pos="720"/>
+        </w:tabs>
+        <w:autoSpaceDE/>
+        <w:textAlignment w:val="center"/>
+        <w:rPr>
+          <w:rStyle w:val="Strong"/>
+          <w:sz w:val="21"/>
+          <w:szCs w:val="21"/>
+        </w:rPr>
+      </w:pPr>
+      <w:r>
+        <w:rPr>
+          <w:rStyle w:val="Strong"/>
+          <w:sz w:val="21"/>
+          <w:szCs w:val="21"/>
+        </w:rPr>
+        <w:t xml:space="preserve">     </w:t>
+      </w:r>
+      <w:r>
+        <w:rPr>
+          <w:b/>
+        </w:rPr>
+        <w:t xml:space="preserve">Multimodal RAG </w:t>
+      </w:r>
+      <w:proofErr w:type="spellStart"/>
+      <w:r>
+        <w:rPr>
+          <w:b/>
+        </w:rPr>
+        <w:t>Chatbot</w:t>
+      </w:r>
+      <w:proofErr w:type="spellEnd"/>
+      <w:r>
+        <w:rPr>
+          <w:b/>
+        </w:rPr>
+        <w:t xml:space="preserve"> </w:t>
+      </w:r>
+      <w:r>
+        <w:rPr>
+          <w:b/>
+          <w:spacing w:val="-10"/>
+        </w:rPr>
+        <w:t>–</w:t>
+      </w:r>
+      <w:r>
+        <w:rPr>
+          <w:spacing w:val="-10"/>
+        </w:rPr>
+        <w:t xml:space="preserve"> </w:t>
+      </w:r>
+      <w:hyperlink r:id="rId18" w:history="1">
+        <w:r>
+          <w:rPr>
+            <w:rStyle w:val="Hyperlink"/>
+            <w:spacing w:val="-10"/>
+            <w:u w:val="none"/>
+          </w:rPr>
+          <w:t>(Link)</w:t>
+        </w:r>
+      </w:hyperlink>
+      <w:r>
+        <w:t xml:space="preserve">                                                              </w:t>
+      </w:r>
+      <w:r>
+        <w:t xml:space="preserve">                          </w:t>
+      </w:r>
+    </w:p>
+    <w:p>
+      <w:pPr>
+        <w:pStyle w:val="Heading2"/>
+        <w:numPr>
+          <w:ilvl w:val="0"/>
+          <w:numId w:val="5"/>
+        </w:numPr>
+        <w:tabs>
+          <w:tab w:val="left" w:pos="8346"/>
+        </w:tabs>
+        <w:rPr>
+          <w:rStyle w:val="Strong"/>
+          <w:bCs/>
+          <w:sz w:val="20"/>
+          <w:szCs w:val="20"/>
+        </w:rPr>
+      </w:pPr>
+      <w:proofErr w:type="gramStart"/>
+      <w:r>
+        <w:rPr>
+          <w:rStyle w:val="Strong"/>
+          <w:sz w:val="20"/>
+          <w:szCs w:val="20"/>
+        </w:rPr>
+        <w:t xml:space="preserve">Built a multimodal </w:t>
+      </w:r>
+      <w:r>
+        <w:rPr>
+          <w:rStyle w:val="Strong"/>
+          <w:b/>
+          <w:sz w:val="20"/>
+          <w:szCs w:val="20"/>
+        </w:rPr>
+        <w:t>RAG</w:t>
+      </w:r>
+      <w:r>
+        <w:rPr>
+          <w:rStyle w:val="Strong"/>
+          <w:sz w:val="20"/>
+          <w:szCs w:val="20"/>
+        </w:rPr>
+        <w:t xml:space="preserve"> application </w:t>
+      </w:r>
+      <w:r>
+        <w:rPr>
+          <w:rStyle w:val="Strong"/>
+          <w:b/>
+          <w:sz w:val="20"/>
+          <w:szCs w:val="20"/>
+        </w:rPr>
+        <w:t>(</w:t>
+      </w:r>
+      <w:proofErr w:type="spellStart"/>
+      <w:r>
+        <w:rPr>
+          <w:rStyle w:val="Strong"/>
+          <w:b/>
+          <w:sz w:val="20"/>
+          <w:szCs w:val="20"/>
+        </w:rPr>
+        <w:t>FastAPI+React</w:t>
+      </w:r>
+      <w:proofErr w:type="spellEnd"/>
+      <w:r>
+        <w:rPr>
+          <w:rStyle w:val="Strong"/>
+          <w:b/>
+          <w:sz w:val="20"/>
+          <w:szCs w:val="20"/>
+        </w:rPr>
+        <w:t>)</w:t>
+      </w:r>
+      <w:r>
+        <w:rPr>
+          <w:rStyle w:val="Strong"/>
+          <w:sz w:val="20"/>
+          <w:szCs w:val="20"/>
+        </w:rPr>
+        <w:t xml:space="preserve"> </w:t>
+      </w:r>
+      <w:r>
+        <w:rPr>
+          <w:rStyle w:val="Strong"/>
+          <w:sz w:val="20"/>
+          <w:szCs w:val="20"/>
+        </w:rPr>
+        <w:t xml:space="preserve">for querying websites, documents, audio, and embedded images, with ingestion powered by Crawl4AI and </w:t>
+      </w:r>
+      <w:proofErr w:type="spellStart"/>
+      <w:r>
+        <w:rPr>
+          <w:rStyle w:val="Strong"/>
+          <w:sz w:val="20"/>
+          <w:szCs w:val="20"/>
+        </w:rPr>
+        <w:t>Docling</w:t>
+      </w:r>
+      <w:proofErr w:type="spellEnd"/>
+      <w:r>
+        <w:rPr>
+          <w:rStyle w:val="Strong"/>
+          <w:sz w:val="20"/>
+          <w:szCs w:val="20"/>
+        </w:rPr>
+        <w:t>.</w:t>
+      </w:r>
+      <w:proofErr w:type="gramEnd"/>
+    </w:p>
+    <w:p>
+      <w:pPr>
+        <w:pStyle w:val="Heading2"/>
+        <w:numPr>
+          <w:ilvl w:val="0"/>
+          <w:numId w:val="5"/>
+        </w:numPr>
+        <w:tabs>
+          <w:tab w:val="left" w:pos="8346"/>
+        </w:tabs>
+        <w:rPr>
+          <w:rStyle w:val="Strong"/>
+          <w:bCs/>
+          <w:sz w:val="20"/>
+          <w:szCs w:val="20"/>
+        </w:rPr>
+      </w:pPr>
+      <w:proofErr w:type="gramStart"/>
+      <w:r>
+        <w:rPr>
+          <w:rStyle w:val="Strong"/>
+          <w:sz w:val="20"/>
+          <w:szCs w:val="20"/>
+        </w:rPr>
+        <w:t xml:space="preserve">Developed a </w:t>
+      </w:r>
+      <w:proofErr w:type="spellStart"/>
+      <w:r>
+        <w:rPr>
+          <w:rStyle w:val="Strong"/>
+          <w:b/>
+          <w:sz w:val="20"/>
+          <w:szCs w:val="20"/>
+        </w:rPr>
+        <w:t>PydanticAI</w:t>
+      </w:r>
+      <w:proofErr w:type="spellEnd"/>
+      <w:r>
+        <w:rPr>
+          <w:rStyle w:val="Strong"/>
+          <w:sz w:val="20"/>
+          <w:szCs w:val="20"/>
+        </w:rPr>
+        <w:t xml:space="preserve"> RAG agent with adaptive tool routing and hybrid retrieval, backed by </w:t>
+      </w:r>
+      <w:proofErr w:type="spellStart"/>
+      <w:r>
+        <w:rPr>
+          <w:rStyle w:val="Strong"/>
+          <w:b/>
+          <w:sz w:val="20"/>
+          <w:szCs w:val="20"/>
+        </w:rPr>
+        <w:t>PostgreSQL</w:t>
+      </w:r>
+      <w:proofErr w:type="spellEnd"/>
+      <w:r>
+        <w:rPr>
+          <w:rStyle w:val="Strong"/>
+          <w:sz w:val="20"/>
+          <w:szCs w:val="20"/>
+        </w:rPr>
+        <w:t xml:space="preserve"> for </w:t>
+      </w:r>
+      <w:proofErr w:type="spellStart"/>
+      <w:r>
+        <w:rPr>
+          <w:rStyle w:val="Strong"/>
+          <w:sz w:val="20"/>
+          <w:szCs w:val="20"/>
+        </w:rPr>
+        <w:t>embeddings</w:t>
+      </w:r>
+      <w:proofErr w:type="spellEnd"/>
+      <w:r>
+        <w:rPr>
+          <w:rStyle w:val="Strong"/>
+          <w:sz w:val="20"/>
+          <w:szCs w:val="20"/>
+        </w:rPr>
+        <w:t>, metadata, and semantic search.</w:t>
+      </w:r>
+      <w:proofErr w:type="gramEnd"/>
+    </w:p>
+    <w:p>
+      <w:pPr>
+        <w:pStyle w:val="Heading1"/>
+        <w:numPr>
+          <w:ilvl w:val="0"/>
+          <w:numId w:val="5"/>
+        </w:numPr>
+        <w:rPr>
+          <w:rFonts w:ascii="Times New Roman"/>
+          <w:b w:val="0"/>
+          <w:sz w:val="20"/>
+        </w:rPr>
+      </w:pPr>
+      <w:r>
+        <w:rPr>
+          <w:rStyle w:val="Strong"/>
+          <w:rFonts w:ascii="Times New Roman" w:eastAsia="Times New Roman" w:hAnsi="Times New Roman" w:cs="Times New Roman"/>
+          <w:sz w:val="20"/>
+          <w:szCs w:val="20"/>
+        </w:rPr>
+        <w:t xml:space="preserve">Achieved &gt;90% on critical </w:t>
+      </w:r>
+      <w:proofErr w:type="spellStart"/>
+      <w:r>
+        <w:rPr>
+          <w:rStyle w:val="Strong"/>
+          <w:rFonts w:ascii="Times New Roman" w:eastAsia="Times New Roman" w:hAnsi="Times New Roman" w:cs="Times New Roman"/>
+          <w:b/>
+          <w:sz w:val="20"/>
+          <w:szCs w:val="20"/>
+        </w:rPr>
+        <w:t>DeepEval</w:t>
+      </w:r>
+      <w:proofErr w:type="spellEnd"/>
+      <w:r>
+        <w:rPr>
+          <w:rStyle w:val="Strong"/>
+          <w:rFonts w:ascii="Times New Roman" w:eastAsia="Times New Roman" w:hAnsi="Times New Roman" w:cs="Times New Roman"/>
+          <w:sz w:val="20"/>
+          <w:szCs w:val="20"/>
+        </w:rPr>
+        <w:t xml:space="preserve"> metrics, added </w:t>
+      </w:r>
+      <w:proofErr w:type="spellStart"/>
+      <w:r>
+        <w:rPr>
+          <w:rStyle w:val="Strong"/>
+          <w:rFonts w:ascii="Times New Roman" w:eastAsia="Times New Roman" w:hAnsi="Times New Roman" w:cs="Times New Roman"/>
+          <w:sz w:val="20"/>
+          <w:szCs w:val="20"/>
+        </w:rPr>
+        <w:t>observability</w:t>
+      </w:r>
+      <w:proofErr w:type="spellEnd"/>
+      <w:r>
+        <w:rPr>
+          <w:rStyle w:val="Strong"/>
+          <w:rFonts w:ascii="Times New Roman" w:eastAsia="Times New Roman" w:hAnsi="Times New Roman" w:cs="Times New Roman"/>
+          <w:sz w:val="20"/>
+          <w:szCs w:val="20"/>
+        </w:rPr>
+        <w:t xml:space="preserve"> with </w:t>
+      </w:r>
+      <w:proofErr w:type="spellStart"/>
+      <w:r>
+        <w:rPr>
+          <w:rStyle w:val="Strong"/>
+          <w:rFonts w:ascii="Times New Roman" w:eastAsia="Times New Roman" w:hAnsi="Times New Roman" w:cs="Times New Roman"/>
+          <w:b/>
+          <w:sz w:val="20"/>
+          <w:szCs w:val="20"/>
+        </w:rPr>
+        <w:t>Langfuse</w:t>
+      </w:r>
+      <w:proofErr w:type="spellEnd"/>
+      <w:r>
+        <w:rPr>
+          <w:rStyle w:val="Strong"/>
+          <w:rFonts w:ascii="Times New Roman" w:eastAsia="Times New Roman" w:hAnsi="Times New Roman" w:cs="Times New Roman"/>
+          <w:sz w:val="20"/>
+          <w:szCs w:val="20"/>
+        </w:rPr>
+        <w:t xml:space="preserve"> and </w:t>
+      </w:r>
+      <w:proofErr w:type="spellStart"/>
+      <w:r>
+        <w:rPr>
+          <w:rStyle w:val="Strong"/>
+          <w:rFonts w:ascii="Times New Roman" w:eastAsia="Times New Roman" w:hAnsi="Times New Roman" w:cs="Times New Roman"/>
+          <w:b/>
+          <w:sz w:val="20"/>
+          <w:szCs w:val="20"/>
+        </w:rPr>
+        <w:t>CloudWatch</w:t>
+      </w:r>
+      <w:proofErr w:type="spellEnd"/>
+      <w:r>
+        <w:rPr>
+          <w:rStyle w:val="Strong"/>
+          <w:rFonts w:ascii="Times New Roman" w:eastAsia="Times New Roman" w:hAnsi="Times New Roman" w:cs="Times New Roman"/>
+          <w:sz w:val="20"/>
+          <w:szCs w:val="20"/>
+        </w:rPr>
+        <w:t xml:space="preserve">, and deployed the </w:t>
+      </w:r>
+      <w:proofErr w:type="spellStart"/>
+      <w:r>
+        <w:rPr>
+          <w:rStyle w:val="Strong"/>
+          <w:rFonts w:ascii="Times New Roman" w:eastAsia="Times New Roman" w:hAnsi="Times New Roman" w:cs="Times New Roman"/>
+          <w:b/>
+          <w:sz w:val="20"/>
+          <w:szCs w:val="20"/>
+        </w:rPr>
+        <w:t>Dockerized</w:t>
+      </w:r>
+      <w:proofErr w:type="spellEnd"/>
+      <w:r>
+        <w:rPr>
+          <w:rStyle w:val="Strong"/>
+          <w:rFonts w:ascii="Times New Roman" w:eastAsia="Times New Roman" w:hAnsi="Times New Roman" w:cs="Times New Roman"/>
+          <w:b/>
+          <w:sz w:val="20"/>
+          <w:szCs w:val="20"/>
+        </w:rPr>
+        <w:t xml:space="preserve"> </w:t>
+      </w:r>
+      <w:r>
+        <w:rPr>
+          <w:rStyle w:val="Strong"/>
+          <w:rFonts w:ascii="Times New Roman" w:eastAsia="Times New Roman" w:hAnsi="Times New Roman" w:cs="Times New Roman"/>
+          <w:sz w:val="20"/>
+          <w:szCs w:val="20"/>
+        </w:rPr>
+        <w:t xml:space="preserve">application to </w:t>
+      </w:r>
+      <w:r>
+        <w:rPr>
+          <w:rStyle w:val="Strong"/>
+          <w:rFonts w:ascii="Times New Roman" w:eastAsia="Times New Roman" w:hAnsi="Times New Roman" w:cs="Times New Roman"/>
+          <w:b/>
+          <w:sz w:val="20"/>
+          <w:szCs w:val="20"/>
+        </w:rPr>
+        <w:t>AWS App Runner</w:t>
+      </w:r>
+      <w:r>
+        <w:rPr>
+          <w:rStyle w:val="Strong"/>
+          <w:rFonts w:ascii="Times New Roman" w:eastAsia="Times New Roman" w:hAnsi="Times New Roman" w:cs="Times New Roman"/>
+          <w:sz w:val="20"/>
+          <w:szCs w:val="20"/>
+        </w:rPr>
+        <w:t xml:space="preserve"> via </w:t>
+      </w:r>
+      <w:r>
+        <w:rPr>
+          <w:rStyle w:val="Strong"/>
+          <w:rFonts w:ascii="Times New Roman" w:eastAsia="Times New Roman" w:hAnsi="Times New Roman" w:cs="Times New Roman"/>
+          <w:b/>
+          <w:sz w:val="20"/>
+          <w:szCs w:val="20"/>
+        </w:rPr>
+        <w:t>Amazon ECR</w:t>
+      </w:r>
+      <w:r>
+        <w:rPr>
+          <w:rStyle w:val="Strong"/>
+          <w:rFonts w:ascii="Times New Roman" w:eastAsia="Times New Roman" w:hAnsi="Times New Roman" w:cs="Times New Roman"/>
+          <w:sz w:val="20"/>
+          <w:szCs w:val="20"/>
+        </w:rPr>
+        <w:t>.</w:t>
+      </w:r>
+    </w:p>
+    <w:p>
+      <w:pPr>
+        <w:widowControl/>
+        <w:tabs>
+          <w:tab w:val="left" w:pos="720"/>
+        </w:tabs>
+        <w:autoSpaceDE/>
+        <w:textAlignment w:val="center"/>
+        <w:rPr>
+          <w:rStyle w:val="Strong"/>
+          <w:sz w:val="21"/>
+          <w:szCs w:val="21"/>
+        </w:rPr>
+      </w:pPr>
+      <w:r>
+        <w:rPr>
+          <w:rStyle w:val="Strong"/>
+          <w:sz w:val="21"/>
+          <w:szCs w:val="21"/>
+        </w:rPr>
+        <w:t xml:space="preserve">    </w:t>
+      </w:r>
+    </w:p>
+    <w:p>
+      <w:pPr>
+        <w:widowControl/>
+        <w:tabs>
+          <w:tab w:val="left" w:pos="720"/>
+        </w:tabs>
+        <w:autoSpaceDE/>
+        <w:textAlignment w:val="center"/>
+        <w:rPr>
+          <w:rStyle w:val="Strong"/>
+          <w:sz w:val="21"/>
+          <w:szCs w:val="21"/>
+        </w:rPr>
+      </w:pPr>
+      <w:r>
+        <w:rPr>
+          <w:rStyle w:val="Strong"/>
+          <w:sz w:val="21"/>
+          <w:szCs w:val="21"/>
+        </w:rPr>
+        <w:t xml:space="preserve">  </w:t>
+      </w:r>
+      <w:r>
+        <w:rPr>
+          <w:rStyle w:val="Strong"/>
+          <w:sz w:val="21"/>
+          <w:szCs w:val="21"/>
+        </w:rPr>
+        <w:t xml:space="preserve"> Job search Automation pipeline using n8n </w:t>
+      </w:r>
+      <w:r>
+        <w:rPr>
+          <w:rStyle w:val="Strong"/>
+          <w:sz w:val="21"/>
+          <w:szCs w:val="21"/>
+        </w:rPr>
+        <w:t xml:space="preserve">- </w:t>
+      </w:r>
+      <w:r>
+        <w:rPr>
+          <w:rStyle w:val="Hyperlink"/>
+          <w:spacing w:val="-10"/>
+          <w:u w:val="none"/>
+        </w:rPr>
+        <w:t xml:space="preserve">  </w:t>
+      </w:r>
+      <w:hyperlink r:id="rId19" w:history="1">
+        <w:r>
+          <w:rPr>
+            <w:rStyle w:val="Hyperlink"/>
+            <w:spacing w:val="-10"/>
+            <w:sz w:val="21"/>
+            <w:szCs w:val="21"/>
+            <w:u w:val="none"/>
+          </w:rPr>
+          <w:t>(Link)</w:t>
+        </w:r>
+      </w:hyperlink>
+      <w:r>
+        <w:rPr>
+          <w:rStyle w:val="Hyperlink"/>
+          <w:spacing w:val="-10"/>
+          <w:u w:val="none"/>
+        </w:rPr>
+        <w:t xml:space="preserve">                                                                            </w:t>
+      </w:r>
+      <w:r>
+        <w:rPr>
+          <w:rStyle w:val="Hyperlink"/>
+          <w:spacing w:val="-10"/>
+          <w:u w:val="none"/>
+        </w:rPr>
+        <w:t xml:space="preserve"> </w:t>
+      </w:r>
+    </w:p>
+    <w:p>
+      <w:pPr>
+        <w:pStyle w:val="Heading2"/>
+        <w:numPr>
+          <w:ilvl w:val="0"/>
+          <w:numId w:val="5"/>
+        </w:numPr>
+        <w:tabs>
+          <w:tab w:val="left" w:pos="8346"/>
+        </w:tabs>
+        <w:rPr>
+          <w:rStyle w:val="Strong"/>
+          <w:bCs/>
+          <w:sz w:val="20"/>
+          <w:szCs w:val="20"/>
+        </w:rPr>
+      </w:pPr>
+      <w:r>
+        <w:rPr>
+          <w:rStyle w:val="Strong"/>
+          <w:sz w:val="20"/>
+          <w:szCs w:val="20"/>
+        </w:rPr>
+        <w:t xml:space="preserve">Built a job-search automation workflow using </w:t>
+      </w:r>
+      <w:r>
+        <w:rPr>
+          <w:rStyle w:val="Strong"/>
+          <w:b/>
+          <w:sz w:val="20"/>
+          <w:szCs w:val="20"/>
+        </w:rPr>
+        <w:t>n8n</w:t>
+      </w:r>
+      <w:r>
+        <w:rPr>
+          <w:rStyle w:val="Strong"/>
+          <w:sz w:val="20"/>
+          <w:szCs w:val="20"/>
+        </w:rPr>
+        <w:t>, integrating LinkedIn data ingestion, AI-based relevance scoring, and automated resume tailoring</w:t>
+      </w:r>
+    </w:p>
+    <w:p>
+      <w:pPr>
+        <w:pStyle w:val="Heading2"/>
+        <w:numPr>
+          <w:ilvl w:val="0"/>
+          <w:numId w:val="5"/>
+        </w:numPr>
+        <w:tabs>
+          <w:tab w:val="left" w:pos="8346"/>
+        </w:tabs>
+        <w:rPr>
+          <w:rStyle w:val="Strong"/>
+          <w:bCs/>
+          <w:sz w:val="20"/>
+          <w:szCs w:val="20"/>
+        </w:rPr>
+      </w:pPr>
+      <w:r>
+        <w:rPr>
+          <w:rStyle w:val="Strong"/>
+          <w:sz w:val="20"/>
+          <w:szCs w:val="20"/>
+        </w:rPr>
+        <w:t xml:space="preserve">Utilized </w:t>
+      </w:r>
+      <w:proofErr w:type="spellStart"/>
+      <w:r>
+        <w:rPr>
+          <w:rStyle w:val="Strong"/>
+          <w:sz w:val="20"/>
+          <w:szCs w:val="20"/>
+        </w:rPr>
+        <w:t>Apify</w:t>
+      </w:r>
+      <w:proofErr w:type="spellEnd"/>
+      <w:r>
+        <w:rPr>
+          <w:rStyle w:val="Strong"/>
+          <w:sz w:val="20"/>
+          <w:szCs w:val="20"/>
+        </w:rPr>
+        <w:t xml:space="preserve"> and Google API to scrape and log structured job data to a personal Google Sheets repository</w:t>
+      </w:r>
+    </w:p>
+    <w:p>
+      <w:pPr>
+        <w:pStyle w:val="Heading2"/>
+        <w:numPr>
+          <w:ilvl w:val="0"/>
+          <w:numId w:val="5"/>
+        </w:numPr>
+        <w:tabs>
+          <w:tab w:val="left" w:pos="8346"/>
+        </w:tabs>
+        <w:rPr>
+          <w:rStyle w:val="Strong"/>
+          <w:bCs/>
+          <w:sz w:val="20"/>
+          <w:szCs w:val="20"/>
+        </w:rPr>
+      </w:pPr>
+      <w:r>
+        <w:rPr>
+          <w:rStyle w:val="Strong"/>
+          <w:sz w:val="20"/>
+          <w:szCs w:val="20"/>
+        </w:rPr>
+        <w:t xml:space="preserve">Created a </w:t>
+      </w:r>
+      <w:proofErr w:type="spellStart"/>
+      <w:r>
+        <w:rPr>
+          <w:rStyle w:val="Strong"/>
+          <w:sz w:val="20"/>
+          <w:szCs w:val="20"/>
+        </w:rPr>
+        <w:t>chatbot</w:t>
+      </w:r>
+      <w:proofErr w:type="spellEnd"/>
+      <w:r>
+        <w:rPr>
+          <w:rStyle w:val="Strong"/>
+          <w:sz w:val="20"/>
+          <w:szCs w:val="20"/>
+        </w:rPr>
+        <w:t xml:space="preserve"> as a n8n </w:t>
+      </w:r>
+      <w:r>
+        <w:rPr>
+          <w:rStyle w:val="Strong"/>
+          <w:b/>
+          <w:sz w:val="20"/>
+          <w:szCs w:val="20"/>
+        </w:rPr>
+        <w:t>web-hook</w:t>
+      </w:r>
+      <w:r>
+        <w:rPr>
+          <w:rStyle w:val="Strong"/>
+          <w:sz w:val="20"/>
+          <w:szCs w:val="20"/>
+        </w:rPr>
+        <w:t xml:space="preserve"> trigger, that captures a LinkedIn job URL and triggers the automation pipeline</w:t>
+      </w:r>
+    </w:p>
+    <w:p>
+      <w:pPr>
         <w:widowControl/>
         <w:autoSpaceDE/>
-        <w:ind w:left="720"/>
         <w:textAlignment w:val="center"/>
         <w:rPr>
           <w:sz w:val="20"/>
@@ -3379,6 +3496,7 @@
           <w:noProof/>
           <w:lang w:val="en-IN" w:eastAsia="en-IN"/>
         </w:rPr>
+        <w:lastRenderedPageBreak/>
         <mc:AlternateContent>
           <mc:Choice Requires="wps">
             <w:drawing>
@@ -3478,7 +3596,7 @@
                     <pic:cNvPicPr/>
                   </pic:nvPicPr>
                   <pic:blipFill>
-                    <a:blip r:embed="rId15" cstate="print"/>
+                    <a:blip r:embed="rId16" cstate="print"/>
                     <a:stretch>
                       <a:fillRect/>
                     </a:stretch>
@@ -3587,26 +3705,11 @@
       </w:hyperlink>
       <w:r>
         <w:rPr>
-          <w:sz w:val="21"/>
-          <w:szCs w:val="21"/>
-        </w:rPr>
-        <w:t xml:space="preserve">Feb </w:t>
-      </w:r>
-      <w:r>
-        <w:rPr>
-          <w:spacing w:val="-4"/>
-          <w:sz w:val="21"/>
-          <w:szCs w:val="21"/>
-        </w:rPr>
-        <w:t>2026</w:t>
-      </w:r>
-      <w:r>
-        <w:rPr>
           <w:rStyle w:val="Hyperlink"/>
           <w:spacing w:val="-10"/>
           <w:u w:val="none"/>
         </w:rPr>
-        <w:t xml:space="preserve">                                                     </w:t>
+        <w:t xml:space="preserve"> </w:t>
       </w:r>
     </w:p>
     <w:p>
@@ -3869,26 +3972,11 @@
       </w:hyperlink>
       <w:r>
         <w:rPr>
-          <w:sz w:val="21"/>
-          <w:szCs w:val="21"/>
-        </w:rPr>
-        <w:t xml:space="preserve">April </w:t>
-      </w:r>
-      <w:r>
-        <w:rPr>
-          <w:spacing w:val="-4"/>
-          <w:sz w:val="21"/>
-          <w:szCs w:val="21"/>
-        </w:rPr>
-        <w:t>2025</w:t>
-      </w:r>
-      <w:r>
-        <w:rPr>
           <w:rStyle w:val="Hyperlink"/>
           <w:spacing w:val="-10"/>
           <w:u w:val="none"/>
         </w:rPr>
-        <w:t xml:space="preserve">                                                     </w:t>
+        <w:t xml:space="preserve"> </w:t>
       </w:r>
     </w:p>
     <w:p>
@@ -4095,8 +4183,8 @@
         </w:rPr>
         <w:t xml:space="preserve"> </w:t>
       </w:r>
-      <w:bookmarkStart w:id="5" w:name="EDUCATION"/>
-      <w:bookmarkEnd w:id="5"/>
+      <w:bookmarkStart w:id="4" w:name="EDUCATION"/>
+      <w:bookmarkEnd w:id="4"/>
       <w:r>
         <w:rPr>
           <w:position w:val="1"/>
@@ -4104,6 +4192,8 @@
         <w:t>EDUCATION</w:t>
       </w:r>
     </w:p>
+    <w:bookmarkStart w:id="5" w:name="_GoBack"/>
+    <w:bookmarkEnd w:id="5"/>
     <w:p>
       <w:pPr>
         <w:pStyle w:val="BodyText"/>
@@ -4497,7 +4587,16 @@
           <w:position w:val="1"/>
           <w:sz w:val="18"/>
         </w:rPr>
-        <w:t>1.5</w:t>
+        <w:t>1.</w:t>
+      </w:r>
+      <w:r>
+        <w:rPr>
+          <w:i/>
+          <w:spacing w:val="-2"/>
+          <w:position w:val="1"/>
+          <w:sz w:val="18"/>
+        </w:rPr>
+        <w:t>4</w:t>
       </w:r>
       <w:r>
         <w:rPr>
@@ -5490,6 +5589,64 @@
         </w:numPr>
         <w:tabs>
           <w:tab w:val="left" w:pos="859"/>
+          <w:tab w:val="left" w:pos="2247"/>
+          <w:tab w:val="left" w:pos="3760"/>
+        </w:tabs>
+        <w:spacing w:before="10"/>
+      </w:pPr>
+      <w:r>
+        <w:rPr>
+          <w:b/>
+          <w:spacing w:val="-2"/>
+          <w:sz w:val="20"/>
+        </w:rPr>
+        <w:t>Software Testing:</w:t>
+      </w:r>
+      <w:r>
+        <w:t xml:space="preserve">                                 </w:t>
+      </w:r>
+      <w:proofErr w:type="spellStart"/>
+      <w:r>
+        <w:rPr>
+          <w:sz w:val="20"/>
+          <w:szCs w:val="20"/>
+        </w:rPr>
+        <w:t>JUnit</w:t>
+      </w:r>
+      <w:proofErr w:type="spellEnd"/>
+      <w:r>
+        <w:rPr>
+          <w:sz w:val="20"/>
+          <w:szCs w:val="20"/>
+        </w:rPr>
+        <w:t xml:space="preserve">, </w:t>
+      </w:r>
+      <w:proofErr w:type="spellStart"/>
+      <w:r>
+        <w:rPr>
+          <w:sz w:val="20"/>
+          <w:szCs w:val="20"/>
+        </w:rPr>
+        <w:t>Vitest</w:t>
+      </w:r>
+      <w:proofErr w:type="spellEnd"/>
+      <w:r>
+        <w:rPr>
+          <w:sz w:val="20"/>
+          <w:szCs w:val="20"/>
+        </w:rPr>
+        <w:t>, Playwright</w:t>
+      </w:r>
+    </w:p>
+    <w:p>
+      <w:pPr>
+        <w:pStyle w:val="ListParagraph"/>
+        <w:numPr>
+          <w:ilvl w:val="0"/>
+          <w:numId w:val="1"/>
+        </w:numPr>
+        <w:tabs>
+          <w:tab w:val="left" w:pos="859"/>
           <w:tab w:val="left" w:pos="2271"/>
         </w:tabs>
         <w:spacing w:before="9"/>
@@ -6698,6 +6855,119 @@
     </w:lvl>
   </w:abstractNum>
   <w:abstractNum w:abstractNumId="2">
+    <w:nsid w:val="1BE01781"/>
+    <w:multiLevelType w:val="multilevel"/>
+    <w:tmpl w:val="1BE01781"/>
+    <w:lvl w:ilvl="0">
+      <w:start w:val="1"/>
+      <w:numFmt w:val="bullet"/>
+      <w:lvlText w:val=""/>
+      <w:lvlJc w:val="left"/>
+      <w:pPr>
+        <w:ind w:left="720" w:hanging="360"/>
+      </w:pPr>
+      <w:rPr>
+        <w:rFonts w:ascii="Symbol" w:hAnsi="Symbol" w:hint="default"/>
+      </w:rPr>
+    </w:lvl>
+    <w:lvl w:ilvl="1">
+      <w:start w:val="1"/>
+      <w:numFmt w:val="bullet"/>
+      <w:lvlText w:val="o"/>
+      <w:lvlJc w:val="left"/>
+      <w:pPr>
+        <w:ind w:left="1440" w:hanging="360"/>
+      </w:pPr>
+      <w:rPr>
+        <w:rFonts w:ascii="Courier New" w:hAnsi="Courier New" w:cs="Courier New" w:hint="default"/>
+      </w:rPr>
+    </w:lvl>
+    <w:lvl w:ilvl="2">
+      <w:start w:val="1"/>
+      <w:numFmt w:val="bullet"/>
+      <w:lvlText w:val=""/>
+      <w:lvlJc w:val="left"/>
+      <w:pPr>
+        <w:ind w:left="2160" w:hanging="360"/>
+      </w:pPr>
+      <w:rPr>
+        <w:rFonts w:ascii="Wingdings" w:hAnsi="Wingdings" w:hint="default"/>
+      </w:rPr>
+    </w:lvl>
+    <w:lvl w:ilvl="3">
+      <w:start w:val="1"/>
+      <w:numFmt w:val="bullet"/>
+      <w:lvlText w:val=""/>
+      <w:lvlJc w:val="left"/>
+      <w:pPr>
+        <w:ind w:left="2880" w:hanging="360"/>
+      </w:pPr>
+      <w:rPr>
+        <w:rFonts w:ascii="Symbol" w:hAnsi="Symbol" w:hint="default"/>
+      </w:rPr>
+    </w:lvl>
+    <w:lvl w:ilvl="4">
+      <w:start w:val="1"/>
+      <w:numFmt w:val="bullet"/>
+      <w:lvlText w:val="o"/>
+      <w:lvlJc w:val="left"/>
+      <w:pPr>
+        <w:ind w:left="3600" w:hanging="360"/>
+      </w:pPr>
+      <w:rPr>
+        <w:rFonts w:ascii="Courier New" w:hAnsi="Courier New" w:cs="Courier New" w:hint="default"/>
+      </w:rPr>
+    </w:lvl>
+    <w:lvl w:ilvl="5">
+      <w:start w:val="1"/>
+      <w:numFmt w:val="bullet"/>
+      <w:lvlText w:val=""/>
+      <w:lvlJc w:val="left"/>
+      <w:pPr>
+        <w:ind w:left="4320" w:hanging="360"/>
+      </w:pPr>
+      <w:rPr>
+        <w:rFonts w:ascii="Wingdings" w:hAnsi="Wingdings" w:hint="default"/>
+      </w:rPr>
+    </w:lvl>
+    <w:lvl w:ilvl="6">
+      <w:start w:val="1"/>
+      <w:numFmt w:val="bullet"/>
+      <w:lvlText w:val=""/>
+      <w:lvlJc w:val="left"/>
+      <w:pPr>
+        <w:ind w:left="5040" w:hanging="360"/>
+      </w:pPr>
+      <w:rPr>
+        <w:rFonts w:ascii="Symbol" w:hAnsi="Symbol" w:hint="default"/>
+      </w:rPr>
+    </w:lvl>
+    <w:lvl w:ilvl="7">
+      <w:start w:val="1"/>
+      <w:numFmt w:val="bullet"/>
+      <w:lvlText w:val="o"/>
+      <w:lvlJc w:val="left"/>
+      <w:pPr>
+        <w:ind w:left="5760" w:hanging="360"/>
+      </w:pPr>
+      <w:rPr>
+        <w:rFonts w:ascii="Courier New" w:hAnsi="Courier New" w:cs="Courier New" w:hint="default"/>
+      </w:rPr>
+    </w:lvl>
+    <w:lvl w:ilvl="8">
+      <w:start w:val="1"/>
+      <w:numFmt w:val="bullet"/>
+      <w:lvlText w:val=""/>
+      <w:lvlJc w:val="left"/>
+      <w:pPr>
+        <w:ind w:left="6480" w:hanging="360"/>
+      </w:pPr>
+      <w:rPr>
+        <w:rFonts w:ascii="Wingdings" w:hAnsi="Wingdings" w:hint="default"/>
+      </w:rPr>
+    </w:lvl>
+  </w:abstractNum>
+  <w:abstractNum w:abstractNumId="3">
     <w:nsid w:val="25207128"/>
     <w:multiLevelType w:val="hybridMultilevel"/>
     <w:tmpl w:val="45A413BE"/>
@@ -6810,7 +7080,7 @@
       </w:rPr>
     </w:lvl>
   </w:abstractNum>
-  <w:abstractNum w:abstractNumId="3">
+  <w:abstractNum w:abstractNumId="4">
     <w:nsid w:val="28D07462"/>
     <w:multiLevelType w:val="hybridMultilevel"/>
     <w:tmpl w:val="2F50627E"/>
@@ -6923,7 +7193,7 @@
       </w:rPr>
     </w:lvl>
   </w:abstractNum>
-  <w:abstractNum w:abstractNumId="4">
+  <w:abstractNum w:abstractNumId="5">
     <w:nsid w:val="32744FB2"/>
     <w:multiLevelType w:val="multilevel"/>
     <w:tmpl w:val="32744FB2"/>
@@ -7072,7 +7342,7 @@
       </w:rPr>
     </w:lvl>
   </w:abstractNum>
-  <w:abstractNum w:abstractNumId="5">
+  <w:abstractNum w:abstractNumId="6">
     <w:nsid w:val="3D60434B"/>
     <w:multiLevelType w:val="multilevel"/>
     <w:tmpl w:val="3D60434B"/>
@@ -7185,7 +7455,7 @@
       </w:rPr>
     </w:lvl>
   </w:abstractNum>
-  <w:abstractNum w:abstractNumId="6">
+  <w:abstractNum w:abstractNumId="7">
     <w:nsid w:val="3FEE5CC4"/>
     <w:multiLevelType w:val="multilevel"/>
     <w:tmpl w:val="3FEE5CC4"/>
@@ -7298,7 +7568,7 @@
       </w:rPr>
     </w:lvl>
   </w:abstractNum>
-  <w:abstractNum w:abstractNumId="7">
+  <w:abstractNum w:abstractNumId="8">
     <w:nsid w:val="52A82DEC"/>
     <w:multiLevelType w:val="hybridMultilevel"/>
     <w:tmpl w:val="E63C2720"/>
@@ -7411,7 +7681,7 @@
       </w:rPr>
     </w:lvl>
   </w:abstractNum>
-  <w:abstractNum w:abstractNumId="8">
+  <w:abstractNum w:abstractNumId="9">
     <w:nsid w:val="71D539F5"/>
     <w:multiLevelType w:val="hybridMultilevel"/>
     <w:tmpl w:val="970AF1F0"/>
@@ -7528,13 +7798,13 @@
     <w:abstractNumId w:val="0"/>
   </w:num>
   <w:num w:numId="2">
-    <w:abstractNumId w:val="5"/>
+    <w:abstractNumId w:val="6"/>
   </w:num>
   <w:num w:numId="3">
-    <w:abstractNumId w:val="6"/>
+    <w:abstractNumId w:val="7"/>
   </w:num>
   <w:num w:numId="4">
-    <w:abstractNumId w:val="4"/>
+    <w:abstractNumId w:val="5"/>
   </w:num>
   <w:num w:numId="5">
     <w:abstractNumId w:val="1"/>
@@ -7543,19 +7813,22 @@
     <w:abstractNumId w:val="1"/>
   </w:num>
   <w:num w:numId="7">
+    <w:abstractNumId w:val="5"/>
+  </w:num>
+  <w:num w:numId="8">
+    <w:abstractNumId w:val="3"/>
+  </w:num>
+  <w:num w:numId="9">
     <w:abstractNumId w:val="4"/>
   </w:num>
-  <w:num w:numId="8">
-    <w:abstractNumId w:val="2"/>
+  <w:num w:numId="10">
+    <w:abstractNumId w:val="9"/>
   </w:num>
-  <w:num w:numId="9">
-    <w:abstractNumId w:val="3"/>
-  </w:num>
-  <w:num w:numId="10">
+  <w:num w:numId="11">
     <w:abstractNumId w:val="8"/>
   </w:num>
-  <w:num w:numId="11">
-    <w:abstractNumId w:val="7"/>
+  <w:num w:numId="12">
+    <w:abstractNumId w:val="2"/>
   </w:num>
 </w:numbering>
 </file>

--- a/public/CV/CV.docx
+++ b/public/CV/CV.docx
@@ -64,7 +64,7 @@
           <w:lang w:val="en-IN" w:eastAsia="en-IN"/>
         </w:rPr>
         <w:drawing>
-          <wp:inline distT="0" distB="0" distL="0" distR="0">
+          <wp:inline distT="0" distB="0" distL="0" distR="0" wp14:anchorId="69DC7B7A" wp14:editId="4A79DB93">
             <wp:extent cx="108585" cy="85090"/>
             <wp:effectExtent l="0" t="0" r="0" b="0"/>
             <wp:docPr id="1" name="Image 1"/>
@@ -104,17 +104,32 @@
         </w:rPr>
         <w:t xml:space="preserve"> </w:t>
       </w:r>
+      <w:hyperlink r:id="rId8" w:history="1">
+        <w:r>
+          <w:rPr>
+            <w:rStyle w:val="Hyperlink"/>
+            <w:position w:val="1"/>
+          </w:rPr>
+          <w:t>imonghose@gmail.com</w:t>
+        </w:r>
+      </w:hyperlink>
       <w:r>
         <w:rPr>
           <w:position w:val="1"/>
         </w:rPr>
-        <w:t>imonghose@gmail.com</w:t>
+        <w:t xml:space="preserve">   </w:t>
       </w:r>
       <w:r>
         <w:rPr>
           <w:position w:val="1"/>
         </w:rPr>
-        <w:tab/>
+        <w:t xml:space="preserve"> </w:t>
+      </w:r>
+      <w:r>
+        <w:rPr>
+          <w:position w:val="1"/>
+        </w:rPr>
+        <w:t xml:space="preserve"> </w:t>
       </w:r>
       <w:r>
         <w:rPr>
@@ -122,7 +137,7 @@
           <w:lang w:val="en-IN" w:eastAsia="en-IN"/>
         </w:rPr>
         <w:drawing>
-          <wp:inline distT="0" distB="0" distL="0" distR="0">
+          <wp:inline distT="0" distB="0" distL="0" distR="0" wp14:anchorId="3FE97197" wp14:editId="79B789DD">
             <wp:extent cx="118110" cy="118110"/>
             <wp:effectExtent l="0" t="0" r="0" b="0"/>
             <wp:docPr id="2" name="Image 2"/>
@@ -135,7 +150,7 @@
                     <pic:cNvPicPr/>
                   </pic:nvPicPr>
                   <pic:blipFill>
-                    <a:blip r:embed="rId8" cstate="print"/>
+                    <a:blip r:embed="rId9" cstate="print"/>
                     <a:stretch>
                       <a:fillRect/>
                     </a:stretch>
@@ -166,13 +181,13 @@
         <w:rPr>
           <w:position w:val="1"/>
         </w:rPr>
-        <w:t>+4915771353412</w:t>
+        <w:t xml:space="preserve">+4915771353412    </w:t>
       </w:r>
       <w:r>
         <w:rPr>
           <w:position w:val="1"/>
         </w:rPr>
-        <w:tab/>
+        <w:t xml:space="preserve"> </w:t>
       </w:r>
       <w:r>
         <w:rPr>
@@ -181,7 +196,7 @@
           <w:lang w:val="en-IN" w:eastAsia="en-IN"/>
         </w:rPr>
         <w:drawing>
-          <wp:inline distT="0" distB="0" distL="0" distR="0">
+          <wp:inline distT="0" distB="0" distL="0" distR="0" wp14:anchorId="1130E597" wp14:editId="1BE4808A">
             <wp:extent cx="95885" cy="128270"/>
             <wp:effectExtent l="0" t="0" r="0" b="0"/>
             <wp:docPr id="3" name="Image 3"/>
@@ -194,7 +209,7 @@
                     <pic:cNvPicPr/>
                   </pic:nvPicPr>
                   <pic:blipFill>
-                    <a:blip r:embed="rId9" cstate="print"/>
+                    <a:blip r:embed="rId10" cstate="print"/>
                     <a:stretch>
                       <a:fillRect/>
                     </a:stretch>
@@ -225,13 +240,13 @@
         <w:rPr>
           <w:position w:val="1"/>
         </w:rPr>
-        <w:t>Magdeburg, Germany</w:t>
+        <w:t xml:space="preserve">Magdeburg, Germany    </w:t>
       </w:r>
       <w:r>
         <w:rPr>
           <w:position w:val="1"/>
         </w:rPr>
-        <w:tab/>
+        <w:t xml:space="preserve"> </w:t>
       </w:r>
       <w:r>
         <w:rPr>
@@ -239,7 +254,7 @@
           <w:lang w:val="en-IN" w:eastAsia="en-IN"/>
         </w:rPr>
         <w:drawing>
-          <wp:inline distT="0" distB="0" distL="0" distR="0">
+          <wp:inline distT="0" distB="0" distL="0" distR="0" wp14:anchorId="2823E7D4" wp14:editId="0481849D">
             <wp:extent cx="131445" cy="131445"/>
             <wp:effectExtent l="0" t="0" r="0" b="0"/>
             <wp:docPr id="4" name="Image 4"/>
@@ -252,7 +267,7 @@
                     <pic:cNvPicPr/>
                   </pic:nvPicPr>
                   <pic:blipFill>
-                    <a:blip r:embed="rId10" cstate="print"/>
+                    <a:blip r:embed="rId11" cstate="print"/>
                     <a:stretch>
                       <a:fillRect/>
                     </a:stretch>
@@ -279,7 +294,7 @@
         </w:rPr>
         <w:t xml:space="preserve"> </w:t>
       </w:r>
-      <w:hyperlink r:id="rId11" w:history="1">
+      <w:hyperlink r:id="rId12" w:history="1">
         <w:r>
           <w:rPr>
             <w:rStyle w:val="Hyperlink"/>
@@ -292,9 +307,21 @@
       </w:hyperlink>
       <w:r>
         <w:rPr>
+          <w:rStyle w:val="Hyperlink"/>
+          <w:color w:val="000000" w:themeColor="text1"/>
           <w:position w:val="1"/>
-        </w:rPr>
-        <w:tab/>
+          <w:u w:val="none"/>
+        </w:rPr>
+        <w:t xml:space="preserve">    </w:t>
+      </w:r>
+      <w:r>
+        <w:rPr>
+          <w:rStyle w:val="Hyperlink"/>
+          <w:color w:val="000000" w:themeColor="text1"/>
+          <w:position w:val="1"/>
+          <w:u w:val="none"/>
+        </w:rPr>
+        <w:t xml:space="preserve"> </w:t>
       </w:r>
       <w:r>
         <w:rPr>
@@ -303,7 +330,7 @@
           <w:lang w:val="en-IN" w:eastAsia="en-IN"/>
         </w:rPr>
         <w:drawing>
-          <wp:inline distT="0" distB="0" distL="0" distR="0">
+          <wp:inline distT="0" distB="0" distL="0" distR="0" wp14:anchorId="21C13D0B" wp14:editId="0D4F9F8C">
             <wp:extent cx="131445" cy="127000"/>
             <wp:effectExtent l="0" t="0" r="0" b="0"/>
             <wp:docPr id="5" name="Image 5" descr="C:\Users\imong\AppData\Local\Microsoft\Windows\INetCache\Content.Word\github-mark.png"/>
@@ -316,7 +343,7 @@
                     <pic:cNvPicPr/>
                   </pic:nvPicPr>
                   <pic:blipFill>
-                    <a:blip r:embed="rId12" cstate="print"/>
+                    <a:blip r:embed="rId13" cstate="print"/>
                     <a:stretch>
                       <a:fillRect/>
                     </a:stretch>
@@ -338,12 +365,14 @@
       </w:r>
       <w:r>
         <w:rPr>
-          <w:spacing w:val="40"/>
+          <w:rStyle w:val="Hyperlink"/>
+          <w:color w:val="000000" w:themeColor="text1"/>
           <w:position w:val="1"/>
+          <w:u w:val="none"/>
         </w:rPr>
         <w:t xml:space="preserve"> </w:t>
       </w:r>
-      <w:hyperlink r:id="rId13" w:history="1">
+      <w:hyperlink r:id="rId14" w:history="1">
         <w:proofErr w:type="spellStart"/>
         <w:r>
           <w:rPr>
@@ -356,6 +385,100 @@
         </w:r>
         <w:proofErr w:type="spellEnd"/>
       </w:hyperlink>
+      <w:r>
+        <w:rPr>
+          <w:rStyle w:val="Hyperlink"/>
+          <w:color w:val="000000" w:themeColor="text1"/>
+          <w:position w:val="1"/>
+          <w:u w:val="none"/>
+        </w:rPr>
+        <w:t xml:space="preserve">    </w:t>
+      </w:r>
+      <w:r>
+        <w:rPr>
+          <w:rStyle w:val="Hyperlink"/>
+          <w:color w:val="000000" w:themeColor="text1"/>
+          <w:position w:val="1"/>
+          <w:u w:val="none"/>
+        </w:rPr>
+        <w:t xml:space="preserve"> </w:t>
+      </w:r>
+      <w:r>
+        <w:rPr>
+          <w:rFonts w:ascii="Symbol" w:hAnsi="Symbol"/>
+          <w:noProof/>
+          <w:sz w:val="21"/>
+          <w:lang w:val="en-IN" w:eastAsia="en-IN"/>
+        </w:rPr>
+        <w:drawing>
+          <wp:inline distT="0" distB="0" distL="0" distR="0" wp14:anchorId="1C12C3F5" wp14:editId="16F4477A">
+            <wp:extent cx="135731" cy="135731"/>
+            <wp:effectExtent l="0" t="0" r="0" b="0"/>
+            <wp:docPr id="27" name="Picture 27" descr="C:\Users\imong\Downloads\world-wide-web.png"/>
+            <wp:cNvGraphicFramePr>
+              <a:graphicFrameLocks xmlns:a="http://schemas.openxmlformats.org/drawingml/2006/main" noChangeAspect="1"/>
+            </wp:cNvGraphicFramePr>
+            <a:graphic xmlns:a="http://schemas.openxmlformats.org/drawingml/2006/main">
+              <a:graphicData uri="http://schemas.openxmlformats.org/drawingml/2006/picture">
+                <pic:pic xmlns:pic="http://schemas.openxmlformats.org/drawingml/2006/picture">
+                  <pic:nvPicPr>
+                    <pic:cNvPr id="0" name="Picture 12" descr="C:\Users\imong\Downloads\world-wide-web.png"/>
+                    <pic:cNvPicPr>
+                      <a:picLocks noChangeAspect="1" noChangeArrowheads="1"/>
+                    </pic:cNvPicPr>
+                  </pic:nvPicPr>
+                  <pic:blipFill>
+                    <a:blip r:embed="rId15" cstate="print">
+                      <a:extLst>
+                        <a:ext uri="{28A0092B-C50C-407E-A947-70E740481C1C}">
+                          <a14:useLocalDpi xmlns:a14="http://schemas.microsoft.com/office/drawing/2010/main" val="0"/>
+                        </a:ext>
+                      </a:extLst>
+                    </a:blip>
+                    <a:srcRect/>
+                    <a:stretch>
+                      <a:fillRect/>
+                    </a:stretch>
+                  </pic:blipFill>
+                  <pic:spPr bwMode="auto">
+                    <a:xfrm>
+                      <a:off x="0" y="0"/>
+                      <a:ext cx="135732" cy="135732"/>
+                    </a:xfrm>
+                    <a:prstGeom prst="rect">
+                      <a:avLst/>
+                    </a:prstGeom>
+                    <a:noFill/>
+                    <a:ln>
+                      <a:noFill/>
+                    </a:ln>
+                  </pic:spPr>
+                </pic:pic>
+              </a:graphicData>
+            </a:graphic>
+          </wp:inline>
+        </w:drawing>
+      </w:r>
+      <w:r>
+        <w:rPr>
+          <w:rStyle w:val="Hyperlink"/>
+          <w:color w:val="000000" w:themeColor="text1"/>
+          <w:position w:val="1"/>
+          <w:u w:val="none"/>
+        </w:rPr>
+        <w:t xml:space="preserve">  </w:t>
+      </w:r>
+      <w:hyperlink r:id="rId16" w:history="1">
+        <w:r>
+          <w:rPr>
+            <w:rStyle w:val="Hyperlink"/>
+            <w:color w:val="000000" w:themeColor="text1"/>
+            <w:position w:val="1"/>
+            <w:u w:val="none"/>
+          </w:rPr>
+          <w:t>Portfolio</w:t>
+        </w:r>
+      </w:hyperlink>
     </w:p>
     <w:p>
       <w:pPr>
@@ -387,7 +510,7 @@
           <w:lang w:val="en-IN" w:eastAsia="en-IN"/>
         </w:rPr>
         <w:drawing>
-          <wp:inline distT="0" distB="0" distL="0" distR="0">
+          <wp:inline distT="0" distB="0" distL="0" distR="0" wp14:anchorId="322E2244" wp14:editId="2EE5654B">
             <wp:extent cx="158750" cy="123825"/>
             <wp:effectExtent l="0" t="0" r="0" b="0"/>
             <wp:docPr id="6" name="Image 6"/>
@@ -400,7 +523,7 @@
                     <pic:cNvPicPr/>
                   </pic:nvPicPr>
                   <pic:blipFill>
-                    <a:blip r:embed="rId14" cstate="print"/>
+                    <a:blip r:embed="rId17" cstate="print"/>
                     <a:stretch>
                       <a:fillRect/>
                     </a:stretch>
@@ -437,6 +560,8 @@
         </w:rPr>
         <w:t>PROFILE</w:t>
       </w:r>
+      <w:bookmarkStart w:id="1" w:name="_GoBack"/>
+      <w:bookmarkEnd w:id="1"/>
     </w:p>
     <w:p>
       <w:pPr>
@@ -459,7 +584,7 @@
         <mc:AlternateContent>
           <mc:Choice Requires="wps">
             <w:drawing>
-              <wp:anchor distT="0" distB="0" distL="0" distR="0" simplePos="0" relativeHeight="251659264" behindDoc="1" locked="0" layoutInCell="1" allowOverlap="1">
+              <wp:anchor distT="0" distB="0" distL="0" distR="0" simplePos="0" relativeHeight="251659264" behindDoc="1" locked="0" layoutInCell="1" allowOverlap="1" wp14:anchorId="316BB8E0" wp14:editId="0CA03FEC">
                 <wp:simplePos x="0" y="0"/>
                 <wp:positionH relativeFrom="page">
                   <wp:posOffset>554355</wp:posOffset>
@@ -521,7 +646,7 @@
               </wp:anchor>
             </w:drawing>
           </mc:Choice>
-          <mc:Fallback xmlns:cx="http://schemas.microsoft.com/office/drawing/2014/chartex" xmlns:cx1="http://schemas.microsoft.com/office/drawing/2015/9/8/chartex" xmlns:cx2="http://schemas.microsoft.com/office/drawing/2015/10/21/chartex" xmlns:cx3="http://schemas.microsoft.com/office/drawing/2016/5/9/chartex" xmlns:cx4="http://schemas.microsoft.com/office/drawing/2016/5/10/chartex" xmlns:cx5="http://schemas.microsoft.com/office/drawing/2016/5/11/chartex" xmlns:cx6="http://schemas.microsoft.com/office/drawing/2016/5/12/chartex" xmlns:cx7="http://schemas.microsoft.com/office/drawing/2016/5/13/chartex" xmlns:cx8="http://schemas.microsoft.com/office/drawing/2016/5/14/chartex" xmlns:w15="http://schemas.microsoft.com/office/word/2012/wordml" xmlns:wpsCustomData="http://www.wps.cn/officeDocument/2013/wpsCustomData">
+          <mc:Fallback xmlns:wpsCustomData="http://www.wps.cn/officeDocument/2013/wpsCustomData" xmlns:w15="http://schemas.microsoft.com/office/word/2012/wordml" xmlns:cx8="http://schemas.microsoft.com/office/drawing/2016/5/14/chartex" xmlns:cx7="http://schemas.microsoft.com/office/drawing/2016/5/13/chartex" xmlns:cx6="http://schemas.microsoft.com/office/drawing/2016/5/12/chartex" xmlns:cx5="http://schemas.microsoft.com/office/drawing/2016/5/11/chartex" xmlns:cx4="http://schemas.microsoft.com/office/drawing/2016/5/10/chartex" xmlns:cx3="http://schemas.microsoft.com/office/drawing/2016/5/9/chartex" xmlns:cx2="http://schemas.microsoft.com/office/drawing/2015/10/21/chartex" xmlns:cx1="http://schemas.microsoft.com/office/drawing/2015/9/8/chartex" xmlns:cx="http://schemas.microsoft.com/office/drawing/2014/chartex">
             <w:pict>
               <v:shape id="Graphic 7" o:spid="_x0000_s1026" o:spt="100" style="position:absolute;left:0pt;margin-left:43.65pt;margin-top:3.25pt;height:1.45pt;width:504.75pt;mso-position-horizontal-relative:page;mso-wrap-distance-bottom:0pt;mso-wrap-distance-top:0pt;z-index:-251657216;mso-width-relative:page;mso-height-relative:page;" fillcolor="#000000" filled="t" stroked="f" coordsize="6410325,18415" o:gfxdata="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" path="m6410325,0l0,0,0,18412,6410325,18412,6410325,0xe">
                 <v:fill on="t" focussize="0,0"/>
@@ -857,8 +982,15 @@
         </w:rPr>
         <w:t>structured  and independent way of working</w:t>
       </w:r>
-      <w:bookmarkStart w:id="1" w:name="Customer_Segmentation_with_Unsupervised_"/>
-      <w:bookmarkEnd w:id="1"/>
+      <w:bookmarkStart w:id="2" w:name="Customer_Segmentation_with_Unsupervised_"/>
+      <w:bookmarkEnd w:id="2"/>
+      <w:r>
+        <w:rPr>
+          <w:spacing w:val="-4"/>
+          <w:sz w:val="21"/>
+        </w:rPr>
+        <w:t xml:space="preserve"> </w:t>
+      </w:r>
     </w:p>
     <w:p>
       <w:pPr>
@@ -979,7 +1111,7 @@
                     <pic:cNvPicPr/>
                   </pic:nvPicPr>
                   <pic:blipFill>
-                    <a:blip r:embed="rId15" cstate="print"/>
+                    <a:blip r:embed="rId18" cstate="print"/>
                     <a:stretch>
                       <a:fillRect/>
                     </a:stretch>
@@ -1007,8 +1139,8 @@
         </w:rPr>
         <w:t xml:space="preserve"> </w:t>
       </w:r>
-      <w:bookmarkStart w:id="2" w:name="PROFESSIONAL_EXPERIENCE"/>
-      <w:bookmarkEnd w:id="2"/>
+      <w:bookmarkStart w:id="3" w:name="PROFESSIONAL_EXPERIENCE"/>
+      <w:bookmarkEnd w:id="3"/>
       <w:r>
         <w:t>PROFESSIONAL</w:t>
       </w:r>
@@ -2347,7 +2479,7 @@
                     <pic:cNvPicPr/>
                   </pic:nvPicPr>
                   <pic:blipFill>
-                    <a:blip r:embed="rId16" cstate="print"/>
+                    <a:blip r:embed="rId19" cstate="print"/>
                     <a:stretch>
                       <a:fillRect/>
                     </a:stretch>
@@ -2375,8 +2507,8 @@
         </w:rPr>
         <w:t xml:space="preserve"> </w:t>
       </w:r>
-      <w:bookmarkStart w:id="3" w:name="PROJECTS"/>
-      <w:bookmarkEnd w:id="3"/>
+      <w:bookmarkStart w:id="4" w:name="PROJECTS"/>
+      <w:bookmarkEnd w:id="4"/>
       <w:r>
         <w:t>PERSONAL PROJECTS</w:t>
       </w:r>
@@ -2424,7 +2556,7 @@
         </w:rPr>
         <w:t xml:space="preserve"> </w:t>
       </w:r>
-      <w:hyperlink r:id="rId17" w:history="1">
+      <w:hyperlink r:id="rId20" w:history="1">
         <w:r>
           <w:rPr>
             <w:rStyle w:val="Hyperlink"/>
@@ -2845,7 +2977,7 @@
         </w:rPr>
         <w:t xml:space="preserve"> </w:t>
       </w:r>
-      <w:hyperlink r:id="rId18" w:history="1">
+      <w:hyperlink r:id="rId21" w:history="1">
         <w:r>
           <w:rPr>
             <w:rStyle w:val="Hyperlink"/>
@@ -3298,7 +3430,7 @@
         </w:rPr>
         <w:t xml:space="preserve">  </w:t>
       </w:r>
-      <w:hyperlink r:id="rId19" w:history="1">
+      <w:hyperlink r:id="rId22" w:history="1">
         <w:r>
           <w:rPr>
             <w:rStyle w:val="Hyperlink"/>
@@ -3562,7 +3694,7 @@
               </wp:anchor>
             </w:drawing>
           </mc:Choice>
-          <mc:Fallback xmlns:cx="http://schemas.microsoft.com/office/drawing/2014/chartex" xmlns:cx1="http://schemas.microsoft.com/office/drawing/2015/9/8/chartex" xmlns:cx2="http://schemas.microsoft.com/office/drawing/2015/10/21/chartex" xmlns:cx3="http://schemas.microsoft.com/office/drawing/2016/5/9/chartex" xmlns:cx4="http://schemas.microsoft.com/office/drawing/2016/5/10/chartex" xmlns:cx5="http://schemas.microsoft.com/office/drawing/2016/5/11/chartex" xmlns:cx6="http://schemas.microsoft.com/office/drawing/2016/5/12/chartex" xmlns:cx7="http://schemas.microsoft.com/office/drawing/2016/5/13/chartex" xmlns:cx8="http://schemas.microsoft.com/office/drawing/2016/5/14/chartex" xmlns:w15="http://schemas.microsoft.com/office/word/2012/wordml" xmlns:wpsCustomData="http://www.wps.cn/officeDocument/2013/wpsCustomData">
+          <mc:Fallback xmlns:wpsCustomData="http://www.wps.cn/officeDocument/2013/wpsCustomData" xmlns:w15="http://schemas.microsoft.com/office/word/2012/wordml" xmlns:cx8="http://schemas.microsoft.com/office/drawing/2016/5/14/chartex" xmlns:cx7="http://schemas.microsoft.com/office/drawing/2016/5/13/chartex" xmlns:cx6="http://schemas.microsoft.com/office/drawing/2016/5/12/chartex" xmlns:cx5="http://schemas.microsoft.com/office/drawing/2016/5/11/chartex" xmlns:cx4="http://schemas.microsoft.com/office/drawing/2016/5/10/chartex" xmlns:cx3="http://schemas.microsoft.com/office/drawing/2016/5/9/chartex" xmlns:cx2="http://schemas.microsoft.com/office/drawing/2015/10/21/chartex" xmlns:cx1="http://schemas.microsoft.com/office/drawing/2015/9/8/chartex" xmlns:cx="http://schemas.microsoft.com/office/drawing/2014/chartex">
             <w:pict>
               <v:shape id="Graphic 12" o:spid="_x0000_s1026" o:spt="100" style="position:absolute;left:0pt;margin-left:43.45pt;margin-top:15.15pt;height:1.45pt;width:504.75pt;mso-position-horizontal-relative:page;mso-wrap-distance-bottom:0pt;mso-wrap-distance-top:0pt;z-index:-251650048;mso-width-relative:page;mso-height-relative:page;" fillcolor="#000000" filled="t" stroked="f" coordsize="6410325,18415" o:gfxdata="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" path="m6410325,0l0,0,0,18412,6410325,18412,6410325,0xe">
                 <v:fill on="t" focussize="0,0"/>
@@ -3596,7 +3728,7 @@
                     <pic:cNvPicPr/>
                   </pic:nvPicPr>
                   <pic:blipFill>
-                    <a:blip r:embed="rId16" cstate="print"/>
+                    <a:blip r:embed="rId19" cstate="print"/>
                     <a:stretch>
                       <a:fillRect/>
                     </a:stretch>
@@ -3683,7 +3815,7 @@
         </w:rPr>
         <w:t xml:space="preserve">  </w:t>
       </w:r>
-      <w:hyperlink r:id="rId20" w:history="1">
+      <w:hyperlink r:id="rId23" w:history="1">
         <w:r>
           <w:rPr>
             <w:rStyle w:val="Hyperlink"/>
@@ -3950,7 +4082,7 @@
         </w:rPr>
         <w:t xml:space="preserve">  </w:t>
       </w:r>
-      <w:hyperlink r:id="rId21" w:history="1">
+      <w:hyperlink r:id="rId24" w:history="1">
         <w:r>
           <w:rPr>
             <w:rStyle w:val="Hyperlink"/>
@@ -4154,7 +4286,7 @@
                     <pic:cNvPicPr/>
                   </pic:nvPicPr>
                   <pic:blipFill>
-                    <a:blip r:embed="rId22" cstate="print"/>
+                    <a:blip r:embed="rId25" cstate="print"/>
                     <a:stretch>
                       <a:fillRect/>
                     </a:stretch>
@@ -4183,8 +4315,8 @@
         </w:rPr>
         <w:t xml:space="preserve"> </w:t>
       </w:r>
-      <w:bookmarkStart w:id="4" w:name="EDUCATION"/>
-      <w:bookmarkEnd w:id="4"/>
+      <w:bookmarkStart w:id="5" w:name="EDUCATION"/>
+      <w:bookmarkEnd w:id="5"/>
       <w:r>
         <w:rPr>
           <w:position w:val="1"/>
@@ -4192,8 +4324,6 @@
         <w:t>EDUCATION</w:t>
       </w:r>
     </w:p>
-    <w:bookmarkStart w:id="5" w:name="_GoBack"/>
-    <w:bookmarkEnd w:id="5"/>
     <w:p>
       <w:pPr>
         <w:pStyle w:val="BodyText"/>
@@ -4277,7 +4407,7 @@
               </wp:anchor>
             </w:drawing>
           </mc:Choice>
-          <mc:Fallback xmlns:cx="http://schemas.microsoft.com/office/drawing/2014/chartex" xmlns:cx1="http://schemas.microsoft.com/office/drawing/2015/9/8/chartex" xmlns:cx2="http://schemas.microsoft.com/office/drawing/2015/10/21/chartex" xmlns:cx3="http://schemas.microsoft.com/office/drawing/2016/5/9/chartex" xmlns:cx4="http://schemas.microsoft.com/office/drawing/2016/5/10/chartex" xmlns:cx5="http://schemas.microsoft.com/office/drawing/2016/5/11/chartex" xmlns:cx6="http://schemas.microsoft.com/office/drawing/2016/5/12/chartex" xmlns:cx7="http://schemas.microsoft.com/office/drawing/2016/5/13/chartex" xmlns:cx8="http://schemas.microsoft.com/office/drawing/2016/5/14/chartex" xmlns:w15="http://schemas.microsoft.com/office/word/2012/wordml" xmlns:wpsCustomData="http://www.wps.cn/officeDocument/2013/wpsCustomData">
+          <mc:Fallback xmlns:wpsCustomData="http://www.wps.cn/officeDocument/2013/wpsCustomData" xmlns:w15="http://schemas.microsoft.com/office/word/2012/wordml" xmlns:cx8="http://schemas.microsoft.com/office/drawing/2016/5/14/chartex" xmlns:cx7="http://schemas.microsoft.com/office/drawing/2016/5/13/chartex" xmlns:cx6="http://schemas.microsoft.com/office/drawing/2016/5/12/chartex" xmlns:cx5="http://schemas.microsoft.com/office/drawing/2016/5/11/chartex" xmlns:cx4="http://schemas.microsoft.com/office/drawing/2016/5/10/chartex" xmlns:cx3="http://schemas.microsoft.com/office/drawing/2016/5/9/chartex" xmlns:cx2="http://schemas.microsoft.com/office/drawing/2015/10/21/chartex" xmlns:cx1="http://schemas.microsoft.com/office/drawing/2015/9/8/chartex" xmlns:cx="http://schemas.microsoft.com/office/drawing/2014/chartex">
             <w:pict>
               <v:shape id="Graphic 9" o:spid="_x0000_s1026" o:spt="100" style="position:absolute;left:0pt;margin-left:44.5pt;margin-top:5.35pt;height:1.45pt;width:504.75pt;mso-position-horizontal-relative:page;mso-wrap-distance-bottom:0pt;mso-wrap-distance-top:0pt;z-index:-251654144;mso-width-relative:page;mso-height-relative:page;" fillcolor="#000000" filled="t" stroked="f" coordsize="6410325,18415" o:gfxdata="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" path="m6410325,0l0,0,0,18412,6410325,18412,6410325,0xe">
                 <v:fill on="t" focussize="0,0"/>
@@ -4303,7 +4433,7 @@
           <w:sz w:val="20"/>
         </w:rPr>
       </w:pPr>
-      <w:hyperlink r:id="rId23">
+      <w:hyperlink r:id="rId26">
         <w:r>
           <w:rPr>
             <w:b/>
@@ -4426,7 +4556,7 @@
           <w:t>Engineering</w:t>
         </w:r>
       </w:hyperlink>
-      <w:hyperlink r:id="rId24">
+      <w:hyperlink r:id="rId27">
         <w:r>
           <w:rPr>
             <w:b/>
@@ -4506,7 +4636,7 @@
           <w:sz w:val="20"/>
         </w:rPr>
       </w:pPr>
-      <w:hyperlink r:id="rId25">
+      <w:hyperlink r:id="rId28">
         <w:r>
           <w:rPr>
             <w:i/>
@@ -4985,7 +5115,7 @@
                     <pic:cNvPicPr/>
                   </pic:nvPicPr>
                   <pic:blipFill>
-                    <a:blip r:embed="rId26" cstate="print"/>
+                    <a:blip r:embed="rId29" cstate="print"/>
                     <a:stretch>
                       <a:fillRect/>
                     </a:stretch>
@@ -5107,7 +5237,7 @@
               </wp:anchor>
             </w:drawing>
           </mc:Choice>
-          <mc:Fallback xmlns:cx="http://schemas.microsoft.com/office/drawing/2014/chartex" xmlns:cx1="http://schemas.microsoft.com/office/drawing/2015/9/8/chartex" xmlns:cx2="http://schemas.microsoft.com/office/drawing/2015/10/21/chartex" xmlns:cx3="http://schemas.microsoft.com/office/drawing/2016/5/9/chartex" xmlns:cx4="http://schemas.microsoft.com/office/drawing/2016/5/10/chartex" xmlns:cx5="http://schemas.microsoft.com/office/drawing/2016/5/11/chartex" xmlns:cx6="http://schemas.microsoft.com/office/drawing/2016/5/12/chartex" xmlns:cx7="http://schemas.microsoft.com/office/drawing/2016/5/13/chartex" xmlns:cx8="http://schemas.microsoft.com/office/drawing/2016/5/14/chartex" xmlns:w15="http://schemas.microsoft.com/office/word/2012/wordml" xmlns:wpsCustomData="http://www.wps.cn/officeDocument/2013/wpsCustomData">
+          <mc:Fallback xmlns:wpsCustomData="http://www.wps.cn/officeDocument/2013/wpsCustomData" xmlns:w15="http://schemas.microsoft.com/office/word/2012/wordml" xmlns:cx8="http://schemas.microsoft.com/office/drawing/2016/5/14/chartex" xmlns:cx7="http://schemas.microsoft.com/office/drawing/2016/5/13/chartex" xmlns:cx6="http://schemas.microsoft.com/office/drawing/2016/5/12/chartex" xmlns:cx5="http://schemas.microsoft.com/office/drawing/2016/5/11/chartex" xmlns:cx4="http://schemas.microsoft.com/office/drawing/2016/5/10/chartex" xmlns:cx3="http://schemas.microsoft.com/office/drawing/2016/5/9/chartex" xmlns:cx2="http://schemas.microsoft.com/office/drawing/2015/10/21/chartex" xmlns:cx1="http://schemas.microsoft.com/office/drawing/2015/9/8/chartex" xmlns:cx="http://schemas.microsoft.com/office/drawing/2014/chartex">
             <w:pict>
               <v:shape id="Graphic 11" o:spid="_x0000_s1026" o:spt="100" style="position:absolute;left:0pt;margin-left:44.5pt;margin-top:5.55pt;height:1.45pt;width:504.75pt;mso-position-horizontal-relative:page;mso-wrap-distance-bottom:0pt;mso-wrap-distance-top:0pt;z-index:-251653120;mso-width-relative:page;mso-height-relative:page;" fillcolor="#000000" filled="t" stroked="f" coordsize="6410325,18415" o:gfxdata="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" path="m6410325,0l0,0,0,18412,6410325,18412,6410325,0xe">
                 <v:fill on="t" focussize="0,0"/>
@@ -6145,7 +6275,7 @@
               </wp:anchor>
             </w:drawing>
           </mc:Choice>
-          <mc:Fallback xmlns:cx="http://schemas.microsoft.com/office/drawing/2014/chartex" xmlns:cx1="http://schemas.microsoft.com/office/drawing/2015/9/8/chartex" xmlns:cx2="http://schemas.microsoft.com/office/drawing/2015/10/21/chartex" xmlns:cx3="http://schemas.microsoft.com/office/drawing/2016/5/9/chartex" xmlns:cx4="http://schemas.microsoft.com/office/drawing/2016/5/10/chartex" xmlns:cx5="http://schemas.microsoft.com/office/drawing/2016/5/11/chartex" xmlns:cx6="http://schemas.microsoft.com/office/drawing/2016/5/12/chartex" xmlns:cx7="http://schemas.microsoft.com/office/drawing/2016/5/13/chartex" xmlns:cx8="http://schemas.microsoft.com/office/drawing/2016/5/14/chartex" xmlns:w15="http://schemas.microsoft.com/office/word/2012/wordml" xmlns:wpsCustomData="http://www.wps.cn/officeDocument/2013/wpsCustomData">
+          <mc:Fallback xmlns:wpsCustomData="http://www.wps.cn/officeDocument/2013/wpsCustomData" xmlns:w15="http://schemas.microsoft.com/office/word/2012/wordml" xmlns:cx8="http://schemas.microsoft.com/office/drawing/2016/5/14/chartex" xmlns:cx7="http://schemas.microsoft.com/office/drawing/2016/5/13/chartex" xmlns:cx6="http://schemas.microsoft.com/office/drawing/2016/5/12/chartex" xmlns:cx5="http://schemas.microsoft.com/office/drawing/2016/5/11/chartex" xmlns:cx4="http://schemas.microsoft.com/office/drawing/2016/5/10/chartex" xmlns:cx3="http://schemas.microsoft.com/office/drawing/2016/5/9/chartex" xmlns:cx2="http://schemas.microsoft.com/office/drawing/2015/10/21/chartex" xmlns:cx1="http://schemas.microsoft.com/office/drawing/2015/9/8/chartex" xmlns:cx="http://schemas.microsoft.com/office/drawing/2014/chartex">
             <w:pict>
               <v:shape id="Graphic 16" o:spid="_x0000_s1026" o:spt="100" style="position:absolute;left:0pt;margin-left:46.25pt;margin-top:16.15pt;height:1.45pt;width:504.75pt;mso-position-horizontal-relative:page;mso-wrap-distance-bottom:0pt;mso-wrap-distance-top:0pt;z-index:-251656192;mso-width-relative:page;mso-height-relative:page;" fillcolor="#000000" filled="t" stroked="f" coordsize="6410325,18415" o:gfxdata="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" path="m6410325,0l0,0,0,18412,6410325,18412,6410325,0xe">
                 <v:fill on="t" focussize="0,0"/>
@@ -6189,7 +6319,7 @@
                     <pic:cNvPicPr/>
                   </pic:nvPicPr>
                   <pic:blipFill>
-                    <a:blip r:embed="rId27" cstate="print"/>
+                    <a:blip r:embed="rId30" cstate="print"/>
                     <a:stretch>
                       <a:fillRect/>
                     </a:stretch>
@@ -6425,7 +6555,7 @@
               </wp:anchor>
             </w:drawing>
           </mc:Choice>
-          <mc:Fallback xmlns:cx="http://schemas.microsoft.com/office/drawing/2014/chartex" xmlns:cx1="http://schemas.microsoft.com/office/drawing/2015/9/8/chartex" xmlns:cx2="http://schemas.microsoft.com/office/drawing/2015/10/21/chartex" xmlns:cx3="http://schemas.microsoft.com/office/drawing/2016/5/9/chartex" xmlns:cx4="http://schemas.microsoft.com/office/drawing/2016/5/10/chartex" xmlns:cx5="http://schemas.microsoft.com/office/drawing/2016/5/11/chartex" xmlns:cx6="http://schemas.microsoft.com/office/drawing/2016/5/12/chartex" xmlns:cx7="http://schemas.microsoft.com/office/drawing/2016/5/13/chartex" xmlns:cx8="http://schemas.microsoft.com/office/drawing/2016/5/14/chartex" xmlns:w15="http://schemas.microsoft.com/office/word/2012/wordml" xmlns:wpsCustomData="http://www.wps.cn/officeDocument/2013/wpsCustomData">
+          <mc:Fallback xmlns:wpsCustomData="http://www.wps.cn/officeDocument/2013/wpsCustomData" xmlns:w15="http://schemas.microsoft.com/office/word/2012/wordml" xmlns:cx8="http://schemas.microsoft.com/office/drawing/2016/5/14/chartex" xmlns:cx7="http://schemas.microsoft.com/office/drawing/2016/5/13/chartex" xmlns:cx6="http://schemas.microsoft.com/office/drawing/2016/5/12/chartex" xmlns:cx5="http://schemas.microsoft.com/office/drawing/2016/5/11/chartex" xmlns:cx4="http://schemas.microsoft.com/office/drawing/2016/5/10/chartex" xmlns:cx3="http://schemas.microsoft.com/office/drawing/2016/5/9/chartex" xmlns:cx2="http://schemas.microsoft.com/office/drawing/2015/10/21/chartex" xmlns:cx1="http://schemas.microsoft.com/office/drawing/2015/9/8/chartex" xmlns:cx="http://schemas.microsoft.com/office/drawing/2014/chartex">
             <w:pict>
               <v:shape id="Graphic 18" o:spid="_x0000_s1026" o:spt="100" style="position:absolute;left:0pt;margin-left:46.7pt;margin-top:16.55pt;height:1.45pt;width:504.75pt;mso-position-horizontal-relative:page;mso-wrap-distance-bottom:0pt;mso-wrap-distance-top:0pt;z-index:-251655168;mso-width-relative:page;mso-height-relative:page;" fillcolor="#000000" filled="t" stroked="f" coordsize="6410325,18415" o:gfxdata="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" path="m6410325,0l0,0,0,18412,6410325,18412,6410325,0xe">
                 <v:fill on="t" focussize="0,0"/>
@@ -6459,7 +6589,7 @@
                     <pic:cNvPicPr/>
                   </pic:nvPicPr>
                   <pic:blipFill>
-                    <a:blip r:embed="rId28" cstate="print"/>
+                    <a:blip r:embed="rId31" cstate="print"/>
                     <a:stretch>
                       <a:fillRect/>
                     </a:stretch>
@@ -6584,7 +6714,6 @@
           <w:tab w:val="left" w:pos="859"/>
         </w:tabs>
         <w:spacing w:before="153"/>
-        <w:ind w:left="859" w:hanging="359"/>
         <w:rPr>
           <w:rFonts w:ascii="Symbol" w:hAnsi="Symbol"/>
           <w:sz w:val="21"/>
@@ -6605,6 +6734,13 @@
           <w:sz w:val="21"/>
         </w:rPr>
         <w:t xml:space="preserve"> : Building Production-Ready LLM Systems from Educative</w:t>
+      </w:r>
+      <w:r>
+        <w:rPr>
+          <w:spacing w:val="-6"/>
+          <w:sz w:val="21"/>
+        </w:rPr>
+        <w:br/>
       </w:r>
     </w:p>
     <w:sectPr>
